--- a/public/relatorio-vistoria-template.docx
+++ b/public/relatorio-vistoria-template.docx
@@ -4,7 +4,7 @@
   <w:body>
     <w:p>
       <w:pPr>
-        <w:pStyle w:val="2018"/>
+        <w:pStyle w:val="907"/>
         <w:pBdr/>
         <w:tabs>
           <w:tab w:val="left" w:leader="none" w:pos="708"/>
@@ -59,7 +59,7 @@
     </w:p>
     <w:p>
       <w:pPr>
-        <w:pStyle w:val="1991"/>
+        <w:pStyle w:val="880"/>
         <w:pBdr/>
         <w:spacing/>
         <w:ind/>
@@ -91,7 +91,7 @@
     </w:p>
     <w:p>
       <w:pPr>
-        <w:pStyle w:val="1993"/>
+        <w:pStyle w:val="882"/>
         <w:pBdr>
           <w:top w:val="none" w:color="000000" w:sz="0" w:space="0"/>
           <w:left w:val="none" w:color="000000" w:sz="0" w:space="0"/>
@@ -161,10 +161,17 @@
           <w:szCs w:val="22"/>
         </w:rPr>
       </w:r>
+      <w:r>
+        <w:rPr>
+          <w:rFonts w:ascii="Arial" w:hAnsi="Arial" w:cs="Arial"/>
+          <w:sz w:val="22"/>
+          <w:szCs w:val="22"/>
+        </w:rPr>
+      </w:r>
     </w:p>
     <w:p>
       <w:pPr>
-        <w:pStyle w:val="2018"/>
+        <w:pStyle w:val="907"/>
         <w:pBdr/>
         <w:tabs>
           <w:tab w:val="left" w:leader="none" w:pos="851"/>
@@ -538,12 +545,11 @@
       </w:r>
       <w:r>
         <w:rPr>
-          <w:rFonts w:ascii="Arial" w:hAnsi="Arial" w:cs="Arial"/>
-          <w:b/>
-          <w:bCs/>
+          <w:rFonts w:hint="default" w:ascii="Arial" w:hAnsi="Arial" w:eastAsia="Arial" w:cs="Arial"/>
           <w:sz w:val="22"/>
           <w:szCs w:val="22"/>
           <w:highlight w:val="none"/>
+          <w:lang w:val="pt-BR"/>
         </w:rPr>
       </w:r>
       <w:r>
@@ -558,7 +564,7 @@
     </w:p>
     <w:p>
       <w:pPr>
-        <w:pStyle w:val="2018"/>
+        <w:pStyle w:val="907"/>
         <w:pBdr/>
         <w:tabs>
           <w:tab w:val="left" w:leader="none" w:pos="851"/>
@@ -615,7 +621,7 @@
     </w:p>
     <w:p>
       <w:pPr>
-        <w:pStyle w:val="2018"/>
+        <w:pStyle w:val="907"/>
         <w:pBdr/>
         <w:tabs>
           <w:tab w:val="left" w:leader="none" w:pos="851"/>
@@ -661,7 +667,7 @@
     </w:p>
     <w:p>
       <w:pPr>
-        <w:pStyle w:val="2018"/>
+        <w:pStyle w:val="907"/>
         <w:pBdr/>
         <w:tabs>
           <w:tab w:val="clear" w:leader="none" w:pos="4844"/>
@@ -695,7 +701,7 @@
     </w:p>
     <w:p>
       <w:pPr>
-        <w:pStyle w:val="2018"/>
+        <w:pStyle w:val="907"/>
         <w:numPr>
           <w:ilvl w:val="0"/>
           <w:numId w:val="22"/>
@@ -713,52 +719,6 @@
           <w:highlight w:val="none"/>
         </w:rPr>
       </w:pPr>
-      <w:r>
-        <w:rPr>
-          <w:rFonts w:ascii="Arial" w:hAnsi="Arial" w:eastAsia="Arial" w:cs="Arial"/>
-          <w:highlight w:val="none"/>
-        </w:rPr>
-      </w:r>
-      <w:r>
-        <w:rPr>
-          <w:rFonts w:ascii="Arial" w:hAnsi="Arial" w:eastAsia="Arial" w:cs="Arial"/>
-          <w:highlight w:val="none"/>
-        </w:rPr>
-      </w:r>
-      <w:r>
-        <w:rPr>
-          <w:rFonts w:ascii="Arial" w:hAnsi="Arial" w:cs="Arial"/>
-          <w:b w:val="0"/>
-          <w:bCs w:val="0"/>
-          <w:sz w:val="22"/>
-          <w:szCs w:val="22"/>
-          <w:highlight w:val="none"/>
-        </w:rPr>
-      </w:r>
-      <w:r>
-        <w:rPr>
-          <w:rFonts w:ascii="Arial" w:hAnsi="Arial" w:cs="Arial"/>
-          <w:b w:val="0"/>
-          <w:sz w:val="22"/>
-          <w:szCs w:val="22"/>
-          <w:highlight w:val="none"/>
-        </w:rPr>
-      </w:r>
-      <w:r>
-        <w:rPr>
-          <w:rFonts w:ascii="Arial" w:hAnsi="Arial" w:cs="Arial"/>
-          <w:b w:val="0"/>
-          <w:sz w:val="22"/>
-          <w:szCs w:val="22"/>
-          <w:highlight w:val="none"/>
-        </w:rPr>
-      </w:r>
-      <w:r>
-        <w:rPr>
-          <w:rFonts w:ascii="Arial" w:hAnsi="Arial" w:eastAsia="Arial" w:cs="Arial"/>
-          <w:highlight w:val="none"/>
-        </w:rPr>
-      </w:r>
       <w:r>
         <w:rPr>
           <w:rFonts w:ascii="Arial" w:hAnsi="Arial" w:eastAsia="Arial" w:cs="Arial"/>
@@ -780,7 +740,7 @@
     </w:p>
     <w:p>
       <w:pPr>
-        <w:pStyle w:val="2018"/>
+        <w:pStyle w:val="907"/>
         <w:pBdr/>
         <w:tabs>
           <w:tab w:val="left" w:leader="none" w:pos="851"/>
@@ -805,15 +765,6 @@
           <w:rFonts w:ascii="Arial" w:hAnsi="Arial" w:cs="Arial"/>
           <w:b w:val="0"/>
           <w:bCs w:val="0"/>
-          <w:sz w:val="22"/>
-          <w:szCs w:val="22"/>
-          <w:highlight w:val="none"/>
-        </w:rPr>
-      </w:r>
-      <w:r>
-        <w:rPr>
-          <w:rFonts w:ascii="Arial" w:hAnsi="Arial" w:cs="Arial"/>
-          <w:b w:val="0"/>
           <w:sz w:val="22"/>
           <w:szCs w:val="22"/>
           <w:highlight w:val="none"/>
@@ -848,10 +799,19 @@
           <w:highlight w:val="none"/>
         </w:rPr>
       </w:r>
+      <w:r>
+        <w:rPr>
+          <w:rFonts w:ascii="Arial" w:hAnsi="Arial" w:cs="Arial"/>
+          <w:b w:val="0"/>
+          <w:sz w:val="22"/>
+          <w:szCs w:val="22"/>
+          <w:highlight w:val="none"/>
+        </w:rPr>
+      </w:r>
     </w:p>
     <w:p>
       <w:pPr>
-        <w:pStyle w:val="2018"/>
+        <w:pStyle w:val="907"/>
         <w:pBdr/>
         <w:tabs>
           <w:tab w:val="left" w:leader="none" w:pos="851"/>
@@ -869,6 +829,17 @@
           <w:lang w:val="pt-BR"/>
         </w:rPr>
       </w:pPr>
+      <w:r>
+        <w:rPr>
+          <w:rFonts w:ascii="Arial" w:hAnsi="Arial" w:eastAsia="Arial" w:cs="Arial"/>
+          <w:b/>
+          <w:bCs/>
+          <w:sz w:val="22"/>
+          <w:szCs w:val="22"/>
+          <w:highlight w:val="none"/>
+          <w:lang w:val="pt-BR"/>
+        </w:rPr>
+      </w:r>
       <w:r>
         <w:rPr>
           <w:rFonts w:ascii="Arial" w:hAnsi="Arial" w:eastAsia="Arial" w:cs="Arial"/>
@@ -894,10 +865,13 @@
     </w:p>
     <w:p>
       <w:pPr>
-        <w:pStyle w:val="2018"/>
+        <w:pStyle w:val="907"/>
         <w:pBdr/>
         <w:tabs>
           <w:tab w:val="left" w:leader="none" w:pos="851"/>
+          <w:tab w:val="clear" w:leader="none" w:pos="4844"/>
+          <w:tab w:val="center" w:leader="none" w:pos="4960"/>
+          <w:tab w:val="clear" w:leader="none" w:pos="9689"/>
         </w:tabs>
         <w:spacing w:line="276" w:lineRule="auto"/>
         <w:ind/>
@@ -945,11 +919,23 @@
           <w:highlight w:val="none"/>
           <w:lang w:val="pt-BR"/>
         </w:rPr>
+        <w:tab/>
+      </w:r>
+      <w:r>
+        <w:rPr>
+          <w:rFonts w:ascii="Arial" w:hAnsi="Arial" w:eastAsia="Arial" w:cs="Arial"/>
+          <w:b/>
+          <w:bCs/>
+          <w:sz w:val="22"/>
+          <w:szCs w:val="22"/>
+          <w:highlight w:val="none"/>
+          <w:lang w:val="pt-BR"/>
+        </w:rPr>
       </w:r>
     </w:p>
     <w:p>
       <w:pPr>
-        <w:pStyle w:val="2018"/>
+        <w:pStyle w:val="907"/>
         <w:pBdr/>
         <w:tabs>
           <w:tab w:val="left" w:leader="none" w:pos="851"/>
@@ -999,7 +985,7 @@
     </w:p>
     <w:p>
       <w:pPr>
-        <w:pStyle w:val="2018"/>
+        <w:pStyle w:val="907"/>
         <w:numPr>
           <w:ilvl w:val="0"/>
           <w:numId w:val="0"/>
@@ -1206,7 +1192,7 @@
     </w:p>
     <w:p>
       <w:pPr>
-        <w:pStyle w:val="2018"/>
+        <w:pStyle w:val="907"/>
         <w:numPr>
           <w:ilvl w:val="0"/>
           <w:numId w:val="0"/>
@@ -1264,7 +1250,7 @@
     </w:p>
     <w:p>
       <w:pPr>
-        <w:pStyle w:val="2018"/>
+        <w:pStyle w:val="907"/>
         <w:numPr>
           <w:ilvl w:val="0"/>
           <w:numId w:val="0"/>
@@ -1862,6 +1848,15 @@
           <w:lang w:val="pt-BR"/>
         </w:rPr>
       </w:r>
+      <w:r>
+        <w:rPr>
+          <w:rFonts w:hint="default"/>
+          <w:b w:val="0"/>
+          <w:bCs w:val="0"/>
+          <w:highlight w:val="none"/>
+          <w:lang w:val="pt-BR"/>
+        </w:rPr>
+      </w:r>
     </w:p>
     <w:p>
       <w:pPr>
@@ -2061,7 +2056,7 @@
     </w:p>
     <w:tbl>
       <w:tblPr>
-        <w:tblStyle w:val="2026"/>
+        <w:tblStyle w:val="915"/>
         <w:tblW w:w="0" w:type="auto"/>
         <w:tblInd w:w="0" w:type="dxa"/>
         <w:tblBorders>
@@ -2320,11 +2315,10 @@
             </w:pPr>
             <w:r/>
             <w:r/>
-            <w:r/>
           </w:p>
           <w:p>
             <w:pPr>
-              <w:pStyle w:val="2020"/>
+              <w:pStyle w:val="909"/>
               <w:pBdr/>
               <w:spacing/>
               <w:ind/>
@@ -2353,6 +2347,11 @@
             </w:r>
             <w:r>
               <w:t xml:space="preserve">- </w:t>
+            </w:r>
+            <w:r>
+              <w:rPr>
+                <w:highlight w:val="none"/>
+              </w:rPr>
             </w:r>
             <w:r>
               <w:rPr>
@@ -2592,11 +2591,10 @@
             </w:pPr>
             <w:r/>
             <w:r/>
-            <w:r/>
           </w:p>
           <w:p>
             <w:pPr>
-              <w:pStyle w:val="2020"/>
+              <w:pStyle w:val="909"/>
               <w:pBdr/>
               <w:spacing/>
               <w:ind/>
@@ -2648,6 +2646,16 @@
           <w:highlight w:val="none"/>
         </w:rPr>
       </w:pPr>
+      <w:r>
+        <w:rPr>
+          <w:rFonts w:ascii="Arial" w:hAnsi="Arial" w:cs="Arial"/>
+          <w:b/>
+          <w:bCs/>
+          <w:sz w:val="24"/>
+          <w:szCs w:val="24"/>
+          <w:highlight w:val="none"/>
+        </w:rPr>
+      </w:r>
       <w:r>
         <w:rPr>
           <w:rFonts w:ascii="Arial" w:hAnsi="Arial" w:cs="Arial"/>
@@ -2766,7 +2774,7 @@
 <w:ftr xmlns:wpc="http://schemas.microsoft.com/office/word/2010/wordprocessingCanvas" xmlns:mc="http://schemas.openxmlformats.org/markup-compatibility/2006" xmlns:o="urn:schemas-microsoft-com:office:office" xmlns:r="http://schemas.openxmlformats.org/officeDocument/2006/relationships" xmlns:m="http://schemas.openxmlformats.org/officeDocument/2006/math" xmlns:v="urn:schemas-microsoft-com:vml" xmlns:wp14="http://schemas.microsoft.com/office/word/2010/wordprocessingDrawing" xmlns:wp="http://schemas.openxmlformats.org/drawingml/2006/wordprocessingDrawing" xmlns:w10="urn:schemas-microsoft-com:office:word" xmlns:w="http://schemas.openxmlformats.org/wordprocessingml/2006/main" xmlns:w14="http://schemas.microsoft.com/office/word/2010/wordml" xmlns:w15="http://schemas.microsoft.com/office/word/2012/wordml" xmlns:wpg="http://schemas.microsoft.com/office/word/2010/wordprocessingGroup" xmlns:wpi="http://schemas.microsoft.com/office/word/2010/wordprocessingInk" xmlns:wne="http://schemas.microsoft.com/office/word/2006/wordml" xmlns:a="http://schemas.openxmlformats.org/drawingml/2006/main" xmlns:wps="http://schemas.microsoft.com/office/word/2010/wordprocessingShape" mc:Ignorable="w14 w15 wp14">
   <w:p>
     <w:pPr>
-      <w:pStyle w:val="2019"/>
+      <w:pStyle w:val="908"/>
       <w:pBdr>
         <w:bottom w:val="single" w:color="000000" w:sz="12" w:space="0"/>
       </w:pBdr>
@@ -2853,54 +2861,14 @@
         <w:highlight w:val="none"/>
       </w:rPr>
     </w:r>
-  </w:p>
-  <w:p>
-    <w:pPr>
-      <w:pBdr/>
-      <w:spacing/>
-      <w:ind/>
-      <w:jc w:val="center"/>
-      <w:rPr>
-        <w:rFonts w:ascii="Arial" w:hAnsi="Arial" w:cs="Arial"/>
-      </w:rPr>
-    </w:pPr>
     <w:r>
       <w:rPr>
-        <w:rFonts w:ascii="Arial" w:hAnsi="Arial" w:cs="Arial"/>
+        <w:rFonts w:ascii="Arial" w:hAnsi="Arial" w:eastAsia="Arial" w:cs="Arial"/>
         <w:b/>
         <w:bCs/>
-        <w:sz w:val="18"/>
-        <w:szCs w:val="18"/>
-      </w:rPr>
-    </w:r>
-    <w:r>
-      <w:rPr>
-        <w:rFonts w:ascii="Arial" w:hAnsi="Arial" w:cs="Arial"/>
-        <w:b/>
-        <w:bCs/>
-        <w:sz w:val="18"/>
-        <w:szCs w:val="18"/>
-      </w:rPr>
-      <w:t xml:space="preserve">Rua Tavares de Melo, nº 630, 5º andar, Centro</w:t>
-    </w:r>
-    <w:r>
-      <w:rPr>
-        <w:rFonts w:ascii="Arial" w:hAnsi="Arial" w:cs="Arial"/>
-        <w:b/>
-        <w:bCs/>
-        <w:sz w:val="18"/>
-        <w:szCs w:val="18"/>
-      </w:rPr>
-      <w:t xml:space="preserve"> – CEP 36.400-015 – Conselheiro Lafaiete/MG</w:t>
-    </w:r>
-    <w:r>
-      <w:rPr>
-        <w:rFonts w:ascii="Arial" w:hAnsi="Arial" w:cs="Arial"/>
-      </w:rPr>
-    </w:r>
-    <w:r>
-      <w:rPr>
-        <w:rFonts w:ascii="Arial" w:hAnsi="Arial" w:cs="Arial"/>
+        <w:sz w:val="20"/>
+        <w:szCs w:val="20"/>
+        <w:highlight w:val="none"/>
       </w:rPr>
     </w:r>
   </w:p>
@@ -2912,14 +2880,54 @@
       <w:jc w:val="center"/>
       <w:rPr>
         <w:rFonts w:ascii="Arial" w:hAnsi="Arial" w:cs="Arial"/>
+      </w:rPr>
+    </w:pPr>
+    <w:r>
+      <w:rPr>
+        <w:rFonts w:ascii="Arial" w:hAnsi="Arial" w:cs="Arial"/>
         <w:b/>
         <w:bCs/>
         <w:sz w:val="18"/>
         <w:szCs w:val="18"/>
-        <w:highlight w:val="none"/>
-      </w:rPr>
-    </w:pPr>
+      </w:rPr>
+    </w:r>
     <w:r>
+      <w:rPr>
+        <w:rFonts w:ascii="Arial" w:hAnsi="Arial" w:cs="Arial"/>
+        <w:b/>
+        <w:bCs/>
+        <w:sz w:val="18"/>
+        <w:szCs w:val="18"/>
+      </w:rPr>
+      <w:t xml:space="preserve">Rua Tavares de Melo, nº 630, 5º andar, Centro</w:t>
+    </w:r>
+    <w:r>
+      <w:rPr>
+        <w:rFonts w:ascii="Arial" w:hAnsi="Arial" w:cs="Arial"/>
+        <w:b/>
+        <w:bCs/>
+        <w:sz w:val="18"/>
+        <w:szCs w:val="18"/>
+      </w:rPr>
+      <w:t xml:space="preserve"> – CEP 36.400-015 – Conselheiro Lafaiete/MG</w:t>
+    </w:r>
+    <w:r>
+      <w:rPr>
+        <w:rFonts w:ascii="Arial" w:hAnsi="Arial" w:cs="Arial"/>
+      </w:rPr>
+    </w:r>
+    <w:r>
+      <w:rPr>
+        <w:rFonts w:ascii="Arial" w:hAnsi="Arial" w:cs="Arial"/>
+      </w:rPr>
+    </w:r>
+  </w:p>
+  <w:p>
+    <w:pPr>
+      <w:pBdr/>
+      <w:spacing/>
+      <w:ind/>
+      <w:jc w:val="center"/>
       <w:rPr>
         <w:rFonts w:ascii="Arial" w:hAnsi="Arial" w:cs="Arial"/>
         <w:b/>
@@ -2928,26 +2936,7 @@
         <w:szCs w:val="18"/>
         <w:highlight w:val="none"/>
       </w:rPr>
-      <w:t xml:space="preserve">Tel.: (31) 3764-9803</w:t>
-    </w:r>
-    <w:r>
-      <w:rPr>
-        <w:rFonts w:ascii="Arial" w:hAnsi="Arial" w:cs="Arial"/>
-        <w:b/>
-        <w:bCs/>
-        <w:sz w:val="18"/>
-        <w:szCs w:val="18"/>
-      </w:rPr>
-    </w:r>
-    <w:r>
-      <w:rPr>
-        <w:rFonts w:ascii="Arial" w:hAnsi="Arial" w:cs="Arial"/>
-        <w:b/>
-        <w:bCs/>
-        <w:sz w:val="18"/>
-        <w:szCs w:val="18"/>
-      </w:rPr>
-    </w:r>
+    </w:pPr>
     <w:r>
       <w:rPr>
         <w:rFonts w:ascii="Arial" w:hAnsi="Arial" w:cs="Arial"/>
@@ -2957,6 +2946,7 @@
         <w:szCs w:val="18"/>
         <w:highlight w:val="none"/>
       </w:rPr>
+      <w:t xml:space="preserve">Tel.: (31) 3764-9803</w:t>
     </w:r>
     <w:r>
       <w:rPr>
@@ -3137,6 +3127,20 @@
                               <w:vertAlign w:val="baseline"/>
                             </w:rPr>
                           </w:r>
+                          <w:r>
+                            <w:rPr>
+                              <w:rFonts w:ascii="Tahoma" w:hAnsi="Tahoma" w:eastAsia="Tahoma" w:cs="Tahoma"/>
+                              <w:b w:val="0"/>
+                              <w:bCs w:val="0"/>
+                              <w:i w:val="0"/>
+                              <w:smallCaps w:val="0"/>
+                              <w:strike w:val="0"/>
+                              <w:color w:val="231f20"/>
+                              <w:sz w:val="20"/>
+                              <w:szCs w:val="20"/>
+                              <w:vertAlign w:val="baseline"/>
+                            </w:rPr>
+                          </w:r>
                         </w:p>
                         <w:p>
                           <w:pPr>
@@ -3182,14 +3186,6 @@
                               <w:szCs w:val="20"/>
                             </w:rPr>
                           </w:r>
-                          <w:r>
-                            <w:rPr>
-                              <w:b w:val="0"/>
-                              <w:bCs w:val="0"/>
-                              <w:sz w:val="20"/>
-                              <w:szCs w:val="20"/>
-                            </w:rPr>
-                          </w:r>
                         </w:p>
                         <w:p>
                           <w:pPr>
@@ -3218,14 +3214,6 @@
                               <w:vertAlign w:val="baseline"/>
                             </w:rPr>
                             <w:t xml:space="preserve">Coordenadoria Municipal de Proteção e Defesa Civil</w:t>
-                          </w:r>
-                          <w:r>
-                            <w:rPr>
-                              <w:b w:val="0"/>
-                              <w:bCs w:val="0"/>
-                              <w:sz w:val="20"/>
-                              <w:szCs w:val="20"/>
-                            </w:rPr>
                           </w:r>
                           <w:r>
                             <w:rPr>
@@ -3308,6 +3296,20 @@
                         <w:vertAlign w:val="baseline"/>
                       </w:rPr>
                     </w:r>
+                    <w:r>
+                      <w:rPr>
+                        <w:rFonts w:ascii="Tahoma" w:hAnsi="Tahoma" w:eastAsia="Tahoma" w:cs="Tahoma"/>
+                        <w:b w:val="0"/>
+                        <w:bCs w:val="0"/>
+                        <w:i w:val="0"/>
+                        <w:smallCaps w:val="0"/>
+                        <w:strike w:val="0"/>
+                        <w:color w:val="231f20"/>
+                        <w:sz w:val="20"/>
+                        <w:szCs w:val="20"/>
+                        <w:vertAlign w:val="baseline"/>
+                      </w:rPr>
+                    </w:r>
                   </w:p>
                   <w:p>
                     <w:pPr>
@@ -3353,14 +3355,6 @@
                         <w:szCs w:val="20"/>
                       </w:rPr>
                     </w:r>
-                    <w:r>
-                      <w:rPr>
-                        <w:b w:val="0"/>
-                        <w:bCs w:val="0"/>
-                        <w:sz w:val="20"/>
-                        <w:szCs w:val="20"/>
-                      </w:rPr>
-                    </w:r>
                   </w:p>
                   <w:p>
                     <w:pPr>
@@ -3389,14 +3383,6 @@
                         <w:vertAlign w:val="baseline"/>
                       </w:rPr>
                       <w:t xml:space="preserve">Coordenadoria Municipal de Proteção e Defesa Civil</w:t>
-                    </w:r>
-                    <w:r>
-                      <w:rPr>
-                        <w:b w:val="0"/>
-                        <w:bCs w:val="0"/>
-                        <w:sz w:val="20"/>
-                        <w:szCs w:val="20"/>
-                      </w:rPr>
                     </w:r>
                     <w:r>
                       <w:rPr>
@@ -3506,10 +3492,10 @@
             <wp:anchor xmlns:wp="http://schemas.openxmlformats.org/drawingml/2006/wordprocessingDrawing" xmlns:wp14="http://schemas.microsoft.com/office/word/2010/wordprocessingDrawing" distT="0" distB="0" distL="114935" distR="114935" simplePos="0" relativeHeight="251660288" behindDoc="1" locked="0" layoutInCell="1" allowOverlap="1">
               <wp:simplePos x="0" y="0"/>
               <wp:positionH relativeFrom="margin">
-                <wp:posOffset>1298915</wp:posOffset>
+                <wp:posOffset>1082357</wp:posOffset>
               </wp:positionH>
               <wp:positionV relativeFrom="margin">
-                <wp:posOffset>1908175</wp:posOffset>
+                <wp:posOffset>1936750</wp:posOffset>
               </wp:positionV>
               <wp:extent cx="4314825" cy="3951605"/>
               <wp:effectExtent l="0" t="0" r="0" b="0"/>
@@ -3568,7 +3554,7 @@
               <v:path o:extrusionok="f" gradientshapeok="t" o:connecttype="rect"/>
               <o:lock v:ext="edit" aspectratio="t"/>
             </v:shapetype>
-            <v:shape id="PowerPlusWaterMarkObject1001" o:spid="_x0000_s2" type="#_x0000_t75" style="position:absolute;z-index:-251660288;o:allowoverlap:true;o:allowincell:true;mso-position-horizontal-relative:margin;margin-left:102.28pt;mso-position-horizontal:absolute;mso-position-vertical-relative:margin;margin-top:150.25pt;mso-position-vertical:absolute;width:339.75pt;height:311.15pt;mso-wrap-distance-left:9.05pt;mso-wrap-distance-top:0.00pt;mso-wrap-distance-right:9.05pt;mso-wrap-distance-bottom:0.00pt;z-index:1;" stroked="false">
+            <v:shape id="PowerPlusWaterMarkObject1001" o:spid="_x0000_s2" type="#_x0000_t75" style="position:absolute;z-index:-251660288;o:allowoverlap:true;o:allowincell:true;mso-position-horizontal-relative:margin;margin-left:85.22pt;mso-position-horizontal:absolute;mso-position-vertical-relative:margin;margin-top:152.50pt;mso-position-vertical:absolute;width:339.75pt;height:311.15pt;mso-wrap-distance-left:9.05pt;mso-wrap-distance-top:0.00pt;mso-wrap-distance-right:9.05pt;mso-wrap-distance-bottom:0.00pt;z-index:1;" stroked="false">
               <v:imagedata r:id="rId2" o:title=""/>
               <o:lock v:ext="edit" rotation="t"/>
             </v:shape>
@@ -3727,7 +3713,6 @@
       </mc:AlternateContent>
     </w:r>
     <w:r/>
-    <w:r/>
   </w:p>
 </w:hdr>
 </file>
@@ -7390,9 +7375,9 @@
     <w:lsdException w:name="Bibliography" w:uiPriority="37"/>
     <w:lsdException w:name="TOC Heading" w:uiPriority="39" w:qFormat="1"/>
   </w:latentStyles>
-  <w:style w:type="character" w:styleId="1988">
+  <w:style w:type="character" w:styleId="877">
     <w:name w:val="Placeholder Text"/>
-    <w:basedOn w:val="2000"/>
+    <w:basedOn w:val="889"/>
     <w:uiPriority w:val="99"/>
     <w:semiHidden/>
     <w:pPr>
@@ -7404,10 +7389,10 @@
       <w:color w:val="666666"/>
     </w:rPr>
   </w:style>
-  <w:style w:type="character" w:styleId="1989">
+  <w:style w:type="character" w:styleId="878">
     <w:name w:val="Caption Char"/>
-    <w:basedOn w:val="2020"/>
-    <w:link w:val="2019"/>
+    <w:basedOn w:val="909"/>
+    <w:link w:val="908"/>
     <w:uiPriority w:val="99"/>
     <w:pPr>
       <w:pBdr/>
@@ -7415,7 +7400,7 @@
       <w:ind/>
     </w:pPr>
   </w:style>
-  <w:style w:type="paragraph" w:styleId="1990" w:default="1">
+  <w:style w:type="paragraph" w:styleId="879" w:default="1">
     <w:name w:val="Normal"/>
     <w:uiPriority w:val="0"/>
     <w:qFormat/>
@@ -7431,11 +7416,11 @@
       <w:lang w:val="pt-BR" w:eastAsia="en-US" w:bidi="ar-SA"/>
     </w:rPr>
   </w:style>
-  <w:style w:type="paragraph" w:styleId="1991">
+  <w:style w:type="paragraph" w:styleId="880">
     <w:name w:val="Heading 1"/>
-    <w:basedOn w:val="1990"/>
-    <w:next w:val="1990"/>
-    <w:link w:val="2152"/>
+    <w:basedOn w:val="879"/>
+    <w:next w:val="879"/>
+    <w:link w:val="1041"/>
     <w:uiPriority w:val="9"/>
     <w:qFormat/>
     <w:pPr>
@@ -7453,11 +7438,11 @@
       <w:szCs w:val="40"/>
     </w:rPr>
   </w:style>
-  <w:style w:type="paragraph" w:styleId="1992">
+  <w:style w:type="paragraph" w:styleId="881">
     <w:name w:val="Heading 2"/>
-    <w:basedOn w:val="1990"/>
-    <w:next w:val="1990"/>
-    <w:link w:val="2153"/>
+    <w:basedOn w:val="879"/>
+    <w:next w:val="879"/>
+    <w:link w:val="1042"/>
     <w:uiPriority w:val="9"/>
     <w:unhideWhenUsed/>
     <w:qFormat/>
@@ -7476,11 +7461,11 @@
       <w:szCs w:val="32"/>
     </w:rPr>
   </w:style>
-  <w:style w:type="paragraph" w:styleId="1993">
+  <w:style w:type="paragraph" w:styleId="882">
     <w:name w:val="Heading 3"/>
-    <w:basedOn w:val="1990"/>
-    <w:next w:val="1990"/>
-    <w:link w:val="2154"/>
+    <w:basedOn w:val="879"/>
+    <w:next w:val="879"/>
+    <w:link w:val="1043"/>
     <w:uiPriority w:val="9"/>
     <w:unhideWhenUsed/>
     <w:qFormat/>
@@ -7499,11 +7484,11 @@
       <w:szCs w:val="28"/>
     </w:rPr>
   </w:style>
-  <w:style w:type="paragraph" w:styleId="1994">
+  <w:style w:type="paragraph" w:styleId="883">
     <w:name w:val="Heading 4"/>
-    <w:basedOn w:val="1990"/>
-    <w:next w:val="1990"/>
-    <w:link w:val="2155"/>
+    <w:basedOn w:val="879"/>
+    <w:next w:val="879"/>
+    <w:link w:val="1044"/>
     <w:uiPriority w:val="9"/>
     <w:unhideWhenUsed/>
     <w:qFormat/>
@@ -7522,11 +7507,11 @@
       <w:color w:val="2e75b6" w:themeColor="accent1" w:themeShade="BF"/>
     </w:rPr>
   </w:style>
-  <w:style w:type="paragraph" w:styleId="1995">
+  <w:style w:type="paragraph" w:styleId="884">
     <w:name w:val="Heading 5"/>
-    <w:basedOn w:val="1990"/>
-    <w:next w:val="1990"/>
-    <w:link w:val="2156"/>
+    <w:basedOn w:val="879"/>
+    <w:next w:val="879"/>
+    <w:link w:val="1045"/>
     <w:uiPriority w:val="9"/>
     <w:unhideWhenUsed/>
     <w:qFormat/>
@@ -7543,11 +7528,11 @@
       <w:color w:val="2e75b6" w:themeColor="accent1" w:themeShade="BF"/>
     </w:rPr>
   </w:style>
-  <w:style w:type="paragraph" w:styleId="1996">
+  <w:style w:type="paragraph" w:styleId="885">
     <w:name w:val="Heading 6"/>
-    <w:basedOn w:val="1990"/>
-    <w:next w:val="1990"/>
-    <w:link w:val="2157"/>
+    <w:basedOn w:val="879"/>
+    <w:next w:val="879"/>
+    <w:link w:val="1046"/>
     <w:uiPriority w:val="9"/>
     <w:unhideWhenUsed/>
     <w:qFormat/>
@@ -7574,11 +7559,11 @@
       </w14:textFill>
     </w:rPr>
   </w:style>
-  <w:style w:type="paragraph" w:styleId="1997">
+  <w:style w:type="paragraph" w:styleId="886">
     <w:name w:val="Heading 7"/>
-    <w:basedOn w:val="1990"/>
-    <w:next w:val="1990"/>
-    <w:link w:val="2158"/>
+    <w:basedOn w:val="879"/>
+    <w:next w:val="879"/>
+    <w:link w:val="1047"/>
     <w:uiPriority w:val="9"/>
     <w:unhideWhenUsed/>
     <w:qFormat/>
@@ -7603,11 +7588,11 @@
       </w14:textFill>
     </w:rPr>
   </w:style>
-  <w:style w:type="paragraph" w:styleId="1998">
+  <w:style w:type="paragraph" w:styleId="887">
     <w:name w:val="Heading 8"/>
-    <w:basedOn w:val="1990"/>
-    <w:next w:val="1990"/>
-    <w:link w:val="2159"/>
+    <w:basedOn w:val="879"/>
+    <w:next w:val="879"/>
+    <w:link w:val="1048"/>
     <w:uiPriority w:val="9"/>
     <w:unhideWhenUsed/>
     <w:qFormat/>
@@ -7634,11 +7619,11 @@
       </w14:textFill>
     </w:rPr>
   </w:style>
-  <w:style w:type="paragraph" w:styleId="1999">
+  <w:style w:type="paragraph" w:styleId="888">
     <w:name w:val="Heading 9"/>
-    <w:basedOn w:val="1990"/>
-    <w:next w:val="1990"/>
-    <w:link w:val="2160"/>
+    <w:basedOn w:val="879"/>
+    <w:next w:val="879"/>
+    <w:link w:val="1049"/>
     <w:uiPriority w:val="9"/>
     <w:unhideWhenUsed/>
     <w:qFormat/>
@@ -7665,7 +7650,7 @@
       </w14:textFill>
     </w:rPr>
   </w:style>
-  <w:style w:type="character" w:styleId="2000" w:default="1">
+  <w:style w:type="character" w:styleId="889" w:default="1">
     <w:name w:val="Default Paragraph Font"/>
     <w:uiPriority w:val="1"/>
     <w:semiHidden/>
@@ -7677,7 +7662,7 @@
       <w:ind/>
     </w:pPr>
   </w:style>
-  <w:style w:type="table" w:styleId="2001" w:default="1">
+  <w:style w:type="table" w:styleId="890" w:default="1">
     <w:name w:val="Normal Table"/>
     <w:uiPriority w:val="99"/>
     <w:semiHidden/>
@@ -7870,9 +7855,9 @@
       </w:tcPr>
     </w:tblStylePr>
   </w:style>
-  <w:style w:type="character" w:styleId="2002">
+  <w:style w:type="character" w:styleId="891">
     <w:name w:val="endnote reference"/>
-    <w:basedOn w:val="2000"/>
+    <w:basedOn w:val="889"/>
     <w:uiPriority w:val="99"/>
     <w:semiHidden/>
     <w:unhideWhenUsed/>
@@ -7886,9 +7871,9 @@
       <w:vertAlign w:val="superscript"/>
     </w:rPr>
   </w:style>
-  <w:style w:type="character" w:styleId="2003">
+  <w:style w:type="character" w:styleId="892">
     <w:name w:val="Strong"/>
-    <w:basedOn w:val="2000"/>
+    <w:basedOn w:val="889"/>
     <w:uiPriority w:val="22"/>
     <w:qFormat/>
     <w:pPr>
@@ -7901,9 +7886,9 @@
       <w:bCs/>
     </w:rPr>
   </w:style>
-  <w:style w:type="character" w:styleId="2004">
+  <w:style w:type="character" w:styleId="893">
     <w:name w:val="FollowedHyperlink"/>
-    <w:basedOn w:val="2000"/>
+    <w:basedOn w:val="889"/>
     <w:uiPriority w:val="99"/>
     <w:semiHidden/>
     <w:unhideWhenUsed/>
@@ -7923,9 +7908,9 @@
       </w14:textFill>
     </w:rPr>
   </w:style>
-  <w:style w:type="character" w:styleId="2005">
+  <w:style w:type="character" w:styleId="894">
     <w:name w:val="Emphasis"/>
-    <w:basedOn w:val="2000"/>
+    <w:basedOn w:val="889"/>
     <w:uiPriority w:val="20"/>
     <w:qFormat/>
     <w:pPr>
@@ -7938,9 +7923,9 @@
       <w:iCs/>
     </w:rPr>
   </w:style>
-  <w:style w:type="character" w:styleId="2006">
+  <w:style w:type="character" w:styleId="895">
     <w:name w:val="footnote reference"/>
-    <w:basedOn w:val="2000"/>
+    <w:basedOn w:val="889"/>
     <w:uiPriority w:val="99"/>
     <w:semiHidden/>
     <w:unhideWhenUsed/>
@@ -7954,9 +7939,9 @@
       <w:vertAlign w:val="superscript"/>
     </w:rPr>
   </w:style>
-  <w:style w:type="character" w:styleId="2007">
+  <w:style w:type="character" w:styleId="896">
     <w:name w:val="Hyperlink"/>
-    <w:basedOn w:val="2000"/>
+    <w:basedOn w:val="889"/>
     <w:uiPriority w:val="99"/>
     <w:unhideWhenUsed/>
     <w:qFormat/>
@@ -7975,10 +7960,10 @@
       </w14:textFill>
     </w:rPr>
   </w:style>
-  <w:style w:type="paragraph" w:styleId="2008">
+  <w:style w:type="paragraph" w:styleId="897">
     <w:name w:val="toc 2"/>
-    <w:basedOn w:val="1990"/>
-    <w:next w:val="1990"/>
+    <w:basedOn w:val="879"/>
+    <w:next w:val="879"/>
     <w:uiPriority w:val="39"/>
     <w:unhideWhenUsed/>
     <w:qFormat/>
@@ -7988,10 +7973,10 @@
       <w:ind w:left="220"/>
     </w:pPr>
   </w:style>
-  <w:style w:type="paragraph" w:styleId="2009">
+  <w:style w:type="paragraph" w:styleId="898">
     <w:name w:val="toc 9"/>
-    <w:basedOn w:val="1990"/>
-    <w:next w:val="1990"/>
+    <w:basedOn w:val="879"/>
+    <w:next w:val="879"/>
     <w:uiPriority w:val="39"/>
     <w:unhideWhenUsed/>
     <w:qFormat/>
@@ -8001,10 +7986,10 @@
       <w:ind w:left="1760"/>
     </w:pPr>
   </w:style>
-  <w:style w:type="paragraph" w:styleId="2010">
+  <w:style w:type="paragraph" w:styleId="899">
     <w:name w:val="toc 6"/>
-    <w:basedOn w:val="1990"/>
-    <w:next w:val="1990"/>
+    <w:basedOn w:val="879"/>
+    <w:next w:val="879"/>
     <w:uiPriority w:val="39"/>
     <w:unhideWhenUsed/>
     <w:qFormat/>
@@ -8014,10 +7999,10 @@
       <w:ind w:left="1100"/>
     </w:pPr>
   </w:style>
-  <w:style w:type="paragraph" w:styleId="2011">
+  <w:style w:type="paragraph" w:styleId="900">
     <w:name w:val="toc 5"/>
-    <w:basedOn w:val="1990"/>
-    <w:next w:val="1990"/>
+    <w:basedOn w:val="879"/>
+    <w:next w:val="879"/>
     <w:uiPriority w:val="39"/>
     <w:unhideWhenUsed/>
     <w:qFormat/>
@@ -8027,10 +8012,10 @@
       <w:ind w:left="880"/>
     </w:pPr>
   </w:style>
-  <w:style w:type="paragraph" w:styleId="2012">
+  <w:style w:type="paragraph" w:styleId="901">
     <w:name w:val="table of figures"/>
-    <w:basedOn w:val="1990"/>
-    <w:next w:val="1990"/>
+    <w:basedOn w:val="879"/>
+    <w:next w:val="879"/>
     <w:uiPriority w:val="99"/>
     <w:unhideWhenUsed/>
     <w:qFormat/>
@@ -8040,11 +8025,11 @@
       <w:ind/>
     </w:pPr>
   </w:style>
-  <w:style w:type="paragraph" w:styleId="2013">
+  <w:style w:type="paragraph" w:styleId="902">
     <w:name w:val="Title"/>
-    <w:basedOn w:val="1990"/>
-    <w:next w:val="1990"/>
-    <w:link w:val="2161"/>
+    <w:basedOn w:val="879"/>
+    <w:next w:val="879"/>
+    <w:link w:val="1050"/>
     <w:uiPriority w:val="10"/>
     <w:qFormat/>
     <w:pPr>
@@ -8060,10 +8045,10 @@
       <w:szCs w:val="56"/>
     </w:rPr>
   </w:style>
-  <w:style w:type="paragraph" w:styleId="2014">
+  <w:style w:type="paragraph" w:styleId="903">
     <w:name w:val="endnote text"/>
-    <w:basedOn w:val="1990"/>
-    <w:link w:val="2175"/>
+    <w:basedOn w:val="879"/>
+    <w:link w:val="1064"/>
     <w:uiPriority w:val="99"/>
     <w:semiHidden/>
     <w:unhideWhenUsed/>
@@ -8078,7 +8063,7 @@
       <w:szCs w:val="20"/>
     </w:rPr>
   </w:style>
-  <w:style w:type="paragraph" w:styleId="2015">
+  <w:style w:type="paragraph" w:styleId="904">
     <w:name w:val="Normal (Web)"/>
     <w:uiPriority w:val="99"/>
     <w:semiHidden/>
@@ -8096,10 +8081,10 @@
       <w:lang w:val="en-US" w:eastAsia="zh-CN" w:bidi="ar"/>
     </w:rPr>
   </w:style>
-  <w:style w:type="paragraph" w:styleId="2016">
+  <w:style w:type="paragraph" w:styleId="905">
     <w:name w:val="toc 4"/>
-    <w:basedOn w:val="1990"/>
-    <w:next w:val="1990"/>
+    <w:basedOn w:val="879"/>
+    <w:next w:val="879"/>
     <w:uiPriority w:val="39"/>
     <w:unhideWhenUsed/>
     <w:qFormat/>
@@ -8109,10 +8094,10 @@
       <w:ind w:left="660"/>
     </w:pPr>
   </w:style>
-  <w:style w:type="paragraph" w:styleId="2017">
+  <w:style w:type="paragraph" w:styleId="906">
     <w:name w:val="toc 8"/>
-    <w:basedOn w:val="1990"/>
-    <w:next w:val="1990"/>
+    <w:basedOn w:val="879"/>
+    <w:next w:val="879"/>
     <w:uiPriority w:val="39"/>
     <w:unhideWhenUsed/>
     <w:qFormat/>
@@ -8122,10 +8107,10 @@
       <w:ind w:left="1540"/>
     </w:pPr>
   </w:style>
-  <w:style w:type="paragraph" w:styleId="2018">
+  <w:style w:type="paragraph" w:styleId="907">
     <w:name w:val="Header"/>
-    <w:basedOn w:val="1990"/>
-    <w:link w:val="2172"/>
+    <w:basedOn w:val="879"/>
+    <w:link w:val="1061"/>
     <w:uiPriority w:val="99"/>
     <w:unhideWhenUsed/>
     <w:qFormat/>
@@ -8139,10 +8124,10 @@
       <w:ind/>
     </w:pPr>
   </w:style>
-  <w:style w:type="paragraph" w:styleId="2019">
+  <w:style w:type="paragraph" w:styleId="908">
     <w:name w:val="Footer"/>
-    <w:basedOn w:val="1990"/>
-    <w:link w:val="2173"/>
+    <w:basedOn w:val="879"/>
+    <w:link w:val="1062"/>
     <w:uiPriority w:val="99"/>
     <w:unhideWhenUsed/>
     <w:qFormat/>
@@ -8156,10 +8141,10 @@
       <w:ind/>
     </w:pPr>
   </w:style>
-  <w:style w:type="paragraph" w:styleId="2020">
+  <w:style w:type="paragraph" w:styleId="909">
     <w:name w:val="Caption"/>
-    <w:basedOn w:val="1990"/>
-    <w:next w:val="1990"/>
+    <w:basedOn w:val="879"/>
+    <w:next w:val="879"/>
     <w:uiPriority w:val="35"/>
     <w:unhideWhenUsed/>
     <w:qFormat/>
@@ -8181,10 +8166,10 @@
       </w14:textFill>
     </w:rPr>
   </w:style>
-  <w:style w:type="paragraph" w:styleId="2021">
+  <w:style w:type="paragraph" w:styleId="910">
     <w:name w:val="toc 7"/>
-    <w:basedOn w:val="1990"/>
-    <w:next w:val="1990"/>
+    <w:basedOn w:val="879"/>
+    <w:next w:val="879"/>
     <w:uiPriority w:val="39"/>
     <w:unhideWhenUsed/>
     <w:qFormat/>
@@ -8194,10 +8179,10 @@
       <w:ind w:left="1320"/>
     </w:pPr>
   </w:style>
-  <w:style w:type="paragraph" w:styleId="2022">
+  <w:style w:type="paragraph" w:styleId="911">
     <w:name w:val="toc 3"/>
-    <w:basedOn w:val="1990"/>
-    <w:next w:val="1990"/>
+    <w:basedOn w:val="879"/>
+    <w:next w:val="879"/>
     <w:uiPriority w:val="39"/>
     <w:unhideWhenUsed/>
     <w:qFormat/>
@@ -8207,11 +8192,11 @@
       <w:ind w:left="440"/>
     </w:pPr>
   </w:style>
-  <w:style w:type="paragraph" w:styleId="2023">
+  <w:style w:type="paragraph" w:styleId="912">
     <w:name w:val="Subtitle"/>
-    <w:basedOn w:val="1990"/>
-    <w:next w:val="1990"/>
-    <w:link w:val="2162"/>
+    <w:basedOn w:val="879"/>
+    <w:next w:val="879"/>
+    <w:link w:val="1051"/>
     <w:uiPriority w:val="11"/>
     <w:qFormat/>
     <w:pPr>
@@ -8234,10 +8219,10 @@
       </w14:textFill>
     </w:rPr>
   </w:style>
-  <w:style w:type="paragraph" w:styleId="2024">
+  <w:style w:type="paragraph" w:styleId="913">
     <w:name w:val="footnote text"/>
-    <w:basedOn w:val="1990"/>
-    <w:link w:val="2174"/>
+    <w:basedOn w:val="879"/>
+    <w:link w:val="1063"/>
     <w:uiPriority w:val="99"/>
     <w:semiHidden/>
     <w:unhideWhenUsed/>
@@ -8252,10 +8237,10 @@
       <w:szCs w:val="20"/>
     </w:rPr>
   </w:style>
-  <w:style w:type="paragraph" w:styleId="2025">
+  <w:style w:type="paragraph" w:styleId="914">
     <w:name w:val="toc 1"/>
-    <w:basedOn w:val="1990"/>
-    <w:next w:val="1990"/>
+    <w:basedOn w:val="879"/>
+    <w:next w:val="879"/>
     <w:uiPriority w:val="39"/>
     <w:unhideWhenUsed/>
     <w:qFormat/>
@@ -8265,9 +8250,9 @@
       <w:ind/>
     </w:pPr>
   </w:style>
-  <w:style w:type="table" w:styleId="2026">
+  <w:style w:type="table" w:styleId="915">
     <w:name w:val="Table Grid"/>
-    <w:basedOn w:val="2001"/>
+    <w:basedOn w:val="890"/>
     <w:uiPriority w:val="59"/>
     <w:qFormat/>
     <w:pPr>
@@ -8464,9 +8449,9 @@
       </w:tcPr>
     </w:tblStylePr>
   </w:style>
-  <w:style w:type="table" w:styleId="2027" w:customStyle="1">
+  <w:style w:type="table" w:styleId="916" w:customStyle="1">
     <w:name w:val="Table Grid Light"/>
-    <w:basedOn w:val="2001"/>
+    <w:basedOn w:val="890"/>
     <w:uiPriority w:val="59"/>
     <w:qFormat/>
     <w:pPr>
@@ -8663,9 +8648,9 @@
       </w:tcPr>
     </w:tblStylePr>
   </w:style>
-  <w:style w:type="table" w:styleId="2028" w:customStyle="1">
+  <w:style w:type="table" w:styleId="917" w:customStyle="1">
     <w:name w:val="Plain Table 1"/>
-    <w:basedOn w:val="2001"/>
+    <w:basedOn w:val="890"/>
     <w:uiPriority w:val="59"/>
     <w:qFormat/>
     <w:pPr>
@@ -8888,9 +8873,9 @@
       </w:tcPr>
     </w:tblStylePr>
   </w:style>
-  <w:style w:type="table" w:styleId="2029" w:customStyle="1">
+  <w:style w:type="table" w:styleId="918" w:customStyle="1">
     <w:name w:val="Plain Table 2"/>
-    <w:basedOn w:val="2001"/>
+    <w:basedOn w:val="890"/>
     <w:uiPriority w:val="59"/>
     <w:qFormat/>
     <w:pPr>
@@ -9121,9 +9106,9 @@
       </w:tcPr>
     </w:tblStylePr>
   </w:style>
-  <w:style w:type="table" w:styleId="2030" w:customStyle="1">
+  <w:style w:type="table" w:styleId="919" w:customStyle="1">
     <w:name w:val="Plain Table 3"/>
-    <w:basedOn w:val="2001"/>
+    <w:basedOn w:val="890"/>
     <w:uiPriority w:val="99"/>
     <w:qFormat/>
     <w:pPr>
@@ -9349,9 +9334,9 @@
       </w:tcPr>
     </w:tblStylePr>
   </w:style>
-  <w:style w:type="table" w:styleId="2031" w:customStyle="1">
+  <w:style w:type="table" w:styleId="920" w:customStyle="1">
     <w:name w:val="Plain Table 4"/>
-    <w:basedOn w:val="2001"/>
+    <w:basedOn w:val="890"/>
     <w:uiPriority w:val="99"/>
     <w:qFormat/>
     <w:pPr>
@@ -9563,9 +9548,9 @@
       </w:tcPr>
     </w:tblStylePr>
   </w:style>
-  <w:style w:type="table" w:styleId="2032" w:customStyle="1">
+  <w:style w:type="table" w:styleId="921" w:customStyle="1">
     <w:name w:val="Plain Table 5"/>
-    <w:basedOn w:val="2001"/>
+    <w:basedOn w:val="890"/>
     <w:uiPriority w:val="99"/>
     <w:qFormat/>
     <w:pPr>
@@ -9794,9 +9779,9 @@
       </w:tcPr>
     </w:tblStylePr>
   </w:style>
-  <w:style w:type="table" w:styleId="2033" w:customStyle="1">
+  <w:style w:type="table" w:styleId="922" w:customStyle="1">
     <w:name w:val="Grid Table 1 Light"/>
-    <w:basedOn w:val="2001"/>
+    <w:basedOn w:val="890"/>
     <w:uiPriority w:val="99"/>
     <w:qFormat/>
     <w:pPr>
@@ -10015,9 +10000,9 @@
       </w:tcPr>
     </w:tblStylePr>
   </w:style>
-  <w:style w:type="table" w:styleId="2034" w:customStyle="1">
+  <w:style w:type="table" w:styleId="923" w:customStyle="1">
     <w:name w:val="Grid Table 1 Light - Accent 1"/>
-    <w:basedOn w:val="2001"/>
+    <w:basedOn w:val="890"/>
     <w:uiPriority w:val="99"/>
     <w:qFormat/>
     <w:pPr>
@@ -10236,9 +10221,9 @@
       </w:tcPr>
     </w:tblStylePr>
   </w:style>
-  <w:style w:type="table" w:styleId="2035" w:customStyle="1">
+  <w:style w:type="table" w:styleId="924" w:customStyle="1">
     <w:name w:val="Grid Table 1 Light - Accent 2"/>
-    <w:basedOn w:val="2001"/>
+    <w:basedOn w:val="890"/>
     <w:uiPriority w:val="99"/>
     <w:qFormat/>
     <w:pPr>
@@ -10457,9 +10442,9 @@
       </w:tcPr>
     </w:tblStylePr>
   </w:style>
-  <w:style w:type="table" w:styleId="2036" w:customStyle="1">
+  <w:style w:type="table" w:styleId="925" w:customStyle="1">
     <w:name w:val="Grid Table 1 Light - Accent 3"/>
-    <w:basedOn w:val="2001"/>
+    <w:basedOn w:val="890"/>
     <w:uiPriority w:val="99"/>
     <w:qFormat/>
     <w:pPr>
@@ -10678,9 +10663,9 @@
       </w:tcPr>
     </w:tblStylePr>
   </w:style>
-  <w:style w:type="table" w:styleId="2037" w:customStyle="1">
+  <w:style w:type="table" w:styleId="926" w:customStyle="1">
     <w:name w:val="Grid Table 1 Light - Accent 4"/>
-    <w:basedOn w:val="2001"/>
+    <w:basedOn w:val="890"/>
     <w:uiPriority w:val="99"/>
     <w:qFormat/>
     <w:pPr>
@@ -10899,9 +10884,9 @@
       </w:tcPr>
     </w:tblStylePr>
   </w:style>
-  <w:style w:type="table" w:styleId="2038" w:customStyle="1">
+  <w:style w:type="table" w:styleId="927" w:customStyle="1">
     <w:name w:val="Grid Table 1 Light - Accent 5"/>
-    <w:basedOn w:val="2001"/>
+    <w:basedOn w:val="890"/>
     <w:uiPriority w:val="99"/>
     <w:qFormat/>
     <w:pPr>
@@ -11120,9 +11105,9 @@
       </w:tcPr>
     </w:tblStylePr>
   </w:style>
-  <w:style w:type="table" w:styleId="2039" w:customStyle="1">
+  <w:style w:type="table" w:styleId="928" w:customStyle="1">
     <w:name w:val="Grid Table 1 Light - Accent 6"/>
-    <w:basedOn w:val="2001"/>
+    <w:basedOn w:val="890"/>
     <w:uiPriority w:val="99"/>
     <w:qFormat/>
     <w:pPr>
@@ -11341,9 +11326,9 @@
       </w:tcPr>
     </w:tblStylePr>
   </w:style>
-  <w:style w:type="table" w:styleId="2040" w:customStyle="1">
+  <w:style w:type="table" w:styleId="929" w:customStyle="1">
     <w:name w:val="Grid Table 2"/>
-    <w:basedOn w:val="2001"/>
+    <w:basedOn w:val="890"/>
     <w:uiPriority w:val="99"/>
     <w:qFormat/>
     <w:pPr>
@@ -11571,9 +11556,9 @@
       </w:tcPr>
     </w:tblStylePr>
   </w:style>
-  <w:style w:type="table" w:styleId="2041" w:customStyle="1">
+  <w:style w:type="table" w:styleId="930" w:customStyle="1">
     <w:name w:val="Grid Table 2 - Accent 1"/>
-    <w:basedOn w:val="2001"/>
+    <w:basedOn w:val="890"/>
     <w:uiPriority w:val="99"/>
     <w:qFormat/>
     <w:pPr>
@@ -11801,9 +11786,9 @@
       </w:tcPr>
     </w:tblStylePr>
   </w:style>
-  <w:style w:type="table" w:styleId="2042" w:customStyle="1">
+  <w:style w:type="table" w:styleId="931" w:customStyle="1">
     <w:name w:val="Grid Table 2 - Accent 2"/>
-    <w:basedOn w:val="2001"/>
+    <w:basedOn w:val="890"/>
     <w:uiPriority w:val="99"/>
     <w:qFormat/>
     <w:pPr>
@@ -12031,9 +12016,9 @@
       </w:tcPr>
     </w:tblStylePr>
   </w:style>
-  <w:style w:type="table" w:styleId="2043" w:customStyle="1">
+  <w:style w:type="table" w:styleId="932" w:customStyle="1">
     <w:name w:val="Grid Table 2 - Accent 3"/>
-    <w:basedOn w:val="2001"/>
+    <w:basedOn w:val="890"/>
     <w:uiPriority w:val="99"/>
     <w:qFormat/>
     <w:pPr>
@@ -12261,9 +12246,9 @@
       </w:tcPr>
     </w:tblStylePr>
   </w:style>
-  <w:style w:type="table" w:styleId="2044" w:customStyle="1">
+  <w:style w:type="table" w:styleId="933" w:customStyle="1">
     <w:name w:val="Grid Table 2 - Accent 4"/>
-    <w:basedOn w:val="2001"/>
+    <w:basedOn w:val="890"/>
     <w:uiPriority w:val="99"/>
     <w:qFormat/>
     <w:pPr>
@@ -12491,9 +12476,9 @@
       </w:tcPr>
     </w:tblStylePr>
   </w:style>
-  <w:style w:type="table" w:styleId="2045" w:customStyle="1">
+  <w:style w:type="table" w:styleId="934" w:customStyle="1">
     <w:name w:val="Grid Table 2 - Accent 5"/>
-    <w:basedOn w:val="2001"/>
+    <w:basedOn w:val="890"/>
     <w:uiPriority w:val="99"/>
     <w:qFormat/>
     <w:pPr>
@@ -12721,9 +12706,9 @@
       </w:tcPr>
     </w:tblStylePr>
   </w:style>
-  <w:style w:type="table" w:styleId="2046" w:customStyle="1">
+  <w:style w:type="table" w:styleId="935" w:customStyle="1">
     <w:name w:val="Grid Table 2 - Accent 6"/>
-    <w:basedOn w:val="2001"/>
+    <w:basedOn w:val="890"/>
     <w:uiPriority w:val="99"/>
     <w:qFormat/>
     <w:pPr>
@@ -12951,9 +12936,9 @@
       </w:tcPr>
     </w:tblStylePr>
   </w:style>
-  <w:style w:type="table" w:styleId="2047" w:customStyle="1">
+  <w:style w:type="table" w:styleId="936" w:customStyle="1">
     <w:name w:val="Grid Table 3"/>
-    <w:basedOn w:val="2001"/>
+    <w:basedOn w:val="890"/>
     <w:uiPriority w:val="99"/>
     <w:qFormat/>
     <w:pPr>
@@ -13194,9 +13179,9 @@
       </w:tcPr>
     </w:tblStylePr>
   </w:style>
-  <w:style w:type="table" w:styleId="2048" w:customStyle="1">
+  <w:style w:type="table" w:styleId="937" w:customStyle="1">
     <w:name w:val="Grid Table 3 - Accent 1"/>
-    <w:basedOn w:val="2001"/>
+    <w:basedOn w:val="890"/>
     <w:uiPriority w:val="99"/>
     <w:qFormat/>
     <w:pPr>
@@ -13437,9 +13422,9 @@
       </w:tcPr>
     </w:tblStylePr>
   </w:style>
-  <w:style w:type="table" w:styleId="2049" w:customStyle="1">
+  <w:style w:type="table" w:styleId="938" w:customStyle="1">
     <w:name w:val="Grid Table 3 - Accent 2"/>
-    <w:basedOn w:val="2001"/>
+    <w:basedOn w:val="890"/>
     <w:uiPriority w:val="99"/>
     <w:qFormat/>
     <w:pPr>
@@ -13680,9 +13665,9 @@
       </w:tcPr>
     </w:tblStylePr>
   </w:style>
-  <w:style w:type="table" w:styleId="2050" w:customStyle="1">
+  <w:style w:type="table" w:styleId="939" w:customStyle="1">
     <w:name w:val="Grid Table 3 - Accent 3"/>
-    <w:basedOn w:val="2001"/>
+    <w:basedOn w:val="890"/>
     <w:uiPriority w:val="99"/>
     <w:qFormat/>
     <w:pPr>
@@ -13923,9 +13908,9 @@
       </w:tcPr>
     </w:tblStylePr>
   </w:style>
-  <w:style w:type="table" w:styleId="2051" w:customStyle="1">
+  <w:style w:type="table" w:styleId="940" w:customStyle="1">
     <w:name w:val="Grid Table 3 - Accent 4"/>
-    <w:basedOn w:val="2001"/>
+    <w:basedOn w:val="890"/>
     <w:uiPriority w:val="99"/>
     <w:qFormat/>
     <w:pPr>
@@ -14166,9 +14151,9 @@
       </w:tcPr>
     </w:tblStylePr>
   </w:style>
-  <w:style w:type="table" w:styleId="2052" w:customStyle="1">
+  <w:style w:type="table" w:styleId="941" w:customStyle="1">
     <w:name w:val="Grid Table 3 - Accent 5"/>
-    <w:basedOn w:val="2001"/>
+    <w:basedOn w:val="890"/>
     <w:uiPriority w:val="99"/>
     <w:qFormat/>
     <w:pPr>
@@ -14409,9 +14394,9 @@
       </w:tcPr>
     </w:tblStylePr>
   </w:style>
-  <w:style w:type="table" w:styleId="2053" w:customStyle="1">
+  <w:style w:type="table" w:styleId="942" w:customStyle="1">
     <w:name w:val="Grid Table 3 - Accent 6"/>
-    <w:basedOn w:val="2001"/>
+    <w:basedOn w:val="890"/>
     <w:uiPriority w:val="99"/>
     <w:qFormat/>
     <w:pPr>
@@ -14652,9 +14637,9 @@
       </w:tcPr>
     </w:tblStylePr>
   </w:style>
-  <w:style w:type="table" w:styleId="2054" w:customStyle="1">
+  <w:style w:type="table" w:styleId="943" w:customStyle="1">
     <w:name w:val="Grid Table 4"/>
-    <w:basedOn w:val="2001"/>
+    <w:basedOn w:val="890"/>
     <w:uiPriority w:val="59"/>
     <w:qFormat/>
     <w:pPr>
@@ -14883,9 +14868,9 @@
       </w:tcPr>
     </w:tblStylePr>
   </w:style>
-  <w:style w:type="table" w:styleId="2055" w:customStyle="1">
+  <w:style w:type="table" w:styleId="944" w:customStyle="1">
     <w:name w:val="Grid Table 4 - Accent 1"/>
-    <w:basedOn w:val="2001"/>
+    <w:basedOn w:val="890"/>
     <w:uiPriority w:val="59"/>
     <w:qFormat/>
     <w:pPr>
@@ -15114,9 +15099,9 @@
       </w:tcPr>
     </w:tblStylePr>
   </w:style>
-  <w:style w:type="table" w:styleId="2056" w:customStyle="1">
+  <w:style w:type="table" w:styleId="945" w:customStyle="1">
     <w:name w:val="Grid Table 4 - Accent 2"/>
-    <w:basedOn w:val="2001"/>
+    <w:basedOn w:val="890"/>
     <w:uiPriority w:val="59"/>
     <w:qFormat/>
     <w:pPr>
@@ -15345,9 +15330,9 @@
       </w:tcPr>
     </w:tblStylePr>
   </w:style>
-  <w:style w:type="table" w:styleId="2057" w:customStyle="1">
+  <w:style w:type="table" w:styleId="946" w:customStyle="1">
     <w:name w:val="Grid Table 4 - Accent 3"/>
-    <w:basedOn w:val="2001"/>
+    <w:basedOn w:val="890"/>
     <w:uiPriority w:val="59"/>
     <w:qFormat/>
     <w:pPr>
@@ -15576,9 +15561,9 @@
       </w:tcPr>
     </w:tblStylePr>
   </w:style>
-  <w:style w:type="table" w:styleId="2058" w:customStyle="1">
+  <w:style w:type="table" w:styleId="947" w:customStyle="1">
     <w:name w:val="Grid Table 4 - Accent 4"/>
-    <w:basedOn w:val="2001"/>
+    <w:basedOn w:val="890"/>
     <w:uiPriority w:val="59"/>
     <w:qFormat/>
     <w:pPr>
@@ -15807,9 +15792,9 @@
       </w:tcPr>
     </w:tblStylePr>
   </w:style>
-  <w:style w:type="table" w:styleId="2059" w:customStyle="1">
+  <w:style w:type="table" w:styleId="948" w:customStyle="1">
     <w:name w:val="Grid Table 4 - Accent 5"/>
-    <w:basedOn w:val="2001"/>
+    <w:basedOn w:val="890"/>
     <w:uiPriority w:val="59"/>
     <w:qFormat/>
     <w:pPr>
@@ -16038,9 +16023,9 @@
       </w:tcPr>
     </w:tblStylePr>
   </w:style>
-  <w:style w:type="table" w:styleId="2060" w:customStyle="1">
+  <w:style w:type="table" w:styleId="949" w:customStyle="1">
     <w:name w:val="Grid Table 4 - Accent 6"/>
-    <w:basedOn w:val="2001"/>
+    <w:basedOn w:val="890"/>
     <w:uiPriority w:val="59"/>
     <w:qFormat/>
     <w:pPr>
@@ -16269,9 +16254,9 @@
       </w:tcPr>
     </w:tblStylePr>
   </w:style>
-  <w:style w:type="table" w:styleId="2061" w:customStyle="1">
+  <w:style w:type="table" w:styleId="950" w:customStyle="1">
     <w:name w:val="Grid Table 5 Dark"/>
-    <w:basedOn w:val="2001"/>
+    <w:basedOn w:val="890"/>
     <w:uiPriority w:val="99"/>
     <w:qFormat/>
     <w:pPr>
@@ -16494,9 +16479,9 @@
       </w:tcPr>
     </w:tblStylePr>
   </w:style>
-  <w:style w:type="table" w:styleId="2062" w:customStyle="1">
+  <w:style w:type="table" w:styleId="951" w:customStyle="1">
     <w:name w:val="Grid Table 5 Dark- Accent 1"/>
-    <w:basedOn w:val="2001"/>
+    <w:basedOn w:val="890"/>
     <w:uiPriority w:val="99"/>
     <w:qFormat/>
     <w:pPr>
@@ -16719,9 +16704,9 @@
       </w:tcPr>
     </w:tblStylePr>
   </w:style>
-  <w:style w:type="table" w:styleId="2063" w:customStyle="1">
+  <w:style w:type="table" w:styleId="952" w:customStyle="1">
     <w:name w:val="Grid Table 5 Dark - Accent 2"/>
-    <w:basedOn w:val="2001"/>
+    <w:basedOn w:val="890"/>
     <w:uiPriority w:val="99"/>
     <w:qFormat/>
     <w:pPr>
@@ -16944,9 +16929,9 @@
       </w:tcPr>
     </w:tblStylePr>
   </w:style>
-  <w:style w:type="table" w:styleId="2064" w:customStyle="1">
+  <w:style w:type="table" w:styleId="953" w:customStyle="1">
     <w:name w:val="Grid Table 5 Dark - Accent 3"/>
-    <w:basedOn w:val="2001"/>
+    <w:basedOn w:val="890"/>
     <w:uiPriority w:val="99"/>
     <w:qFormat/>
     <w:pPr>
@@ -17169,9 +17154,9 @@
       </w:tcPr>
     </w:tblStylePr>
   </w:style>
-  <w:style w:type="table" w:styleId="2065" w:customStyle="1">
+  <w:style w:type="table" w:styleId="954" w:customStyle="1">
     <w:name w:val="Grid Table 5 Dark- Accent 4"/>
-    <w:basedOn w:val="2001"/>
+    <w:basedOn w:val="890"/>
     <w:uiPriority w:val="99"/>
     <w:qFormat/>
     <w:pPr>
@@ -17394,9 +17379,9 @@
       </w:tcPr>
     </w:tblStylePr>
   </w:style>
-  <w:style w:type="table" w:styleId="2066" w:customStyle="1">
+  <w:style w:type="table" w:styleId="955" w:customStyle="1">
     <w:name w:val="Grid Table 5 Dark - Accent 5"/>
-    <w:basedOn w:val="2001"/>
+    <w:basedOn w:val="890"/>
     <w:uiPriority w:val="99"/>
     <w:qFormat/>
     <w:pPr>
@@ -17619,9 +17604,9 @@
       </w:tcPr>
     </w:tblStylePr>
   </w:style>
-  <w:style w:type="table" w:styleId="2067" w:customStyle="1">
+  <w:style w:type="table" w:styleId="956" w:customStyle="1">
     <w:name w:val="Grid Table 5 Dark - Accent 6"/>
-    <w:basedOn w:val="2001"/>
+    <w:basedOn w:val="890"/>
     <w:uiPriority w:val="99"/>
     <w:qFormat/>
     <w:pPr>
@@ -17844,9 +17829,9 @@
       </w:tcPr>
     </w:tblStylePr>
   </w:style>
-  <w:style w:type="table" w:styleId="2068" w:customStyle="1">
+  <w:style w:type="table" w:styleId="957" w:customStyle="1">
     <w:name w:val="Grid Table 6 Colorful"/>
-    <w:basedOn w:val="2001"/>
+    <w:basedOn w:val="890"/>
     <w:uiPriority w:val="99"/>
     <w:qFormat/>
     <w:pPr>
@@ -18115,9 +18100,9 @@
       </w:tcPr>
     </w:tblStylePr>
   </w:style>
-  <w:style w:type="table" w:styleId="2069" w:customStyle="1">
+  <w:style w:type="table" w:styleId="958" w:customStyle="1">
     <w:name w:val="Grid Table 6 Colorful - Accent 1"/>
-    <w:basedOn w:val="2001"/>
+    <w:basedOn w:val="890"/>
     <w:uiPriority w:val="99"/>
     <w:qFormat/>
     <w:pPr>
@@ -18386,9 +18371,9 @@
       </w:tcPr>
     </w:tblStylePr>
   </w:style>
-  <w:style w:type="table" w:styleId="2070" w:customStyle="1">
+  <w:style w:type="table" w:styleId="959" w:customStyle="1">
     <w:name w:val="Grid Table 6 Colorful - Accent 2"/>
-    <w:basedOn w:val="2001"/>
+    <w:basedOn w:val="890"/>
     <w:uiPriority w:val="99"/>
     <w:qFormat/>
     <w:pPr>
@@ -18657,9 +18642,9 @@
       </w:tcPr>
     </w:tblStylePr>
   </w:style>
-  <w:style w:type="table" w:styleId="2071" w:customStyle="1">
+  <w:style w:type="table" w:styleId="960" w:customStyle="1">
     <w:name w:val="Grid Table 6 Colorful - Accent 3"/>
-    <w:basedOn w:val="2001"/>
+    <w:basedOn w:val="890"/>
     <w:uiPriority w:val="99"/>
     <w:qFormat/>
     <w:pPr>
@@ -18928,9 +18913,9 @@
       </w:tcPr>
     </w:tblStylePr>
   </w:style>
-  <w:style w:type="table" w:styleId="2072" w:customStyle="1">
+  <w:style w:type="table" w:styleId="961" w:customStyle="1">
     <w:name w:val="Grid Table 6 Colorful - Accent 4"/>
-    <w:basedOn w:val="2001"/>
+    <w:basedOn w:val="890"/>
     <w:uiPriority w:val="99"/>
     <w:qFormat/>
     <w:pPr>
@@ -19199,9 +19184,9 @@
       </w:tcPr>
     </w:tblStylePr>
   </w:style>
-  <w:style w:type="table" w:styleId="2073" w:customStyle="1">
+  <w:style w:type="table" w:styleId="962" w:customStyle="1">
     <w:name w:val="Grid Table 6 Colorful - Accent 5"/>
-    <w:basedOn w:val="2001"/>
+    <w:basedOn w:val="890"/>
     <w:uiPriority w:val="99"/>
     <w:qFormat/>
     <w:pPr>
@@ -19422,9 +19407,9 @@
       </w:tcPr>
     </w:tblStylePr>
   </w:style>
-  <w:style w:type="table" w:styleId="2074" w:customStyle="1">
+  <w:style w:type="table" w:styleId="963" w:customStyle="1">
     <w:name w:val="Grid Table 6 Colorful - Accent 6"/>
-    <w:basedOn w:val="2001"/>
+    <w:basedOn w:val="890"/>
     <w:uiPriority w:val="99"/>
     <w:qFormat/>
     <w:pPr>
@@ -19645,9 +19630,9 @@
       </w:tcPr>
     </w:tblStylePr>
   </w:style>
-  <w:style w:type="table" w:styleId="2075" w:customStyle="1">
+  <w:style w:type="table" w:styleId="964" w:customStyle="1">
     <w:name w:val="Grid Table 7 Colorful"/>
-    <w:basedOn w:val="2001"/>
+    <w:basedOn w:val="890"/>
     <w:uiPriority w:val="99"/>
     <w:qFormat/>
     <w:pPr>
@@ -19945,9 +19930,9 @@
       </w:tcPr>
     </w:tblStylePr>
   </w:style>
-  <w:style w:type="table" w:styleId="2076" w:customStyle="1">
+  <w:style w:type="table" w:styleId="965" w:customStyle="1">
     <w:name w:val="Grid Table 7 Colorful - Accent 1"/>
-    <w:basedOn w:val="2001"/>
+    <w:basedOn w:val="890"/>
     <w:uiPriority w:val="99"/>
     <w:qFormat/>
     <w:pPr>
@@ -20245,9 +20230,9 @@
       </w:tcPr>
     </w:tblStylePr>
   </w:style>
-  <w:style w:type="table" w:styleId="2077" w:customStyle="1">
+  <w:style w:type="table" w:styleId="966" w:customStyle="1">
     <w:name w:val="Grid Table 7 Colorful - Accent 2"/>
-    <w:basedOn w:val="2001"/>
+    <w:basedOn w:val="890"/>
     <w:uiPriority w:val="99"/>
     <w:qFormat/>
     <w:pPr>
@@ -20545,9 +20530,9 @@
       </w:tcPr>
     </w:tblStylePr>
   </w:style>
-  <w:style w:type="table" w:styleId="2078" w:customStyle="1">
+  <w:style w:type="table" w:styleId="967" w:customStyle="1">
     <w:name w:val="Grid Table 7 Colorful - Accent 3"/>
-    <w:basedOn w:val="2001"/>
+    <w:basedOn w:val="890"/>
     <w:uiPriority w:val="99"/>
     <w:qFormat/>
     <w:pPr>
@@ -20845,9 +20830,9 @@
       </w:tcPr>
     </w:tblStylePr>
   </w:style>
-  <w:style w:type="table" w:styleId="2079" w:customStyle="1">
+  <w:style w:type="table" w:styleId="968" w:customStyle="1">
     <w:name w:val="Grid Table 7 Colorful - Accent 4"/>
-    <w:basedOn w:val="2001"/>
+    <w:basedOn w:val="890"/>
     <w:uiPriority w:val="99"/>
     <w:qFormat/>
     <w:pPr>
@@ -21145,9 +21130,9 @@
       </w:tcPr>
     </w:tblStylePr>
   </w:style>
-  <w:style w:type="table" w:styleId="2080" w:customStyle="1">
+  <w:style w:type="table" w:styleId="969" w:customStyle="1">
     <w:name w:val="Grid Table 7 Colorful - Accent 5"/>
-    <w:basedOn w:val="2001"/>
+    <w:basedOn w:val="890"/>
     <w:uiPriority w:val="99"/>
     <w:qFormat/>
     <w:pPr>
@@ -21397,9 +21382,9 @@
       </w:tcPr>
     </w:tblStylePr>
   </w:style>
-  <w:style w:type="table" w:styleId="2081" w:customStyle="1">
+  <w:style w:type="table" w:styleId="970" w:customStyle="1">
     <w:name w:val="Grid Table 7 Colorful - Accent 6"/>
-    <w:basedOn w:val="2001"/>
+    <w:basedOn w:val="890"/>
     <w:uiPriority w:val="99"/>
     <w:qFormat/>
     <w:pPr>
@@ -21649,9 +21634,9 @@
       </w:tcPr>
     </w:tblStylePr>
   </w:style>
-  <w:style w:type="table" w:styleId="2082" w:customStyle="1">
+  <w:style w:type="table" w:styleId="971" w:customStyle="1">
     <w:name w:val="List Table 1 Light"/>
-    <w:basedOn w:val="2001"/>
+    <w:basedOn w:val="890"/>
     <w:uiPriority w:val="99"/>
     <w:qFormat/>
     <w:pPr>
@@ -21863,9 +21848,9 @@
       </w:tcPr>
     </w:tblStylePr>
   </w:style>
-  <w:style w:type="table" w:styleId="2083" w:customStyle="1">
+  <w:style w:type="table" w:styleId="972" w:customStyle="1">
     <w:name w:val="List Table 1 Light - Accent 1"/>
-    <w:basedOn w:val="2001"/>
+    <w:basedOn w:val="890"/>
     <w:uiPriority w:val="99"/>
     <w:qFormat/>
     <w:pPr>
@@ -22077,9 +22062,9 @@
       </w:tcPr>
     </w:tblStylePr>
   </w:style>
-  <w:style w:type="table" w:styleId="2084" w:customStyle="1">
+  <w:style w:type="table" w:styleId="973" w:customStyle="1">
     <w:name w:val="List Table 1 Light - Accent 2"/>
-    <w:basedOn w:val="2001"/>
+    <w:basedOn w:val="890"/>
     <w:uiPriority w:val="99"/>
     <w:qFormat/>
     <w:pPr>
@@ -22291,9 +22276,9 @@
       </w:tcPr>
     </w:tblStylePr>
   </w:style>
-  <w:style w:type="table" w:styleId="2085" w:customStyle="1">
+  <w:style w:type="table" w:styleId="974" w:customStyle="1">
     <w:name w:val="List Table 1 Light - Accent 3"/>
-    <w:basedOn w:val="2001"/>
+    <w:basedOn w:val="890"/>
     <w:uiPriority w:val="99"/>
     <w:qFormat/>
     <w:pPr>
@@ -22505,9 +22490,9 @@
       </w:tcPr>
     </w:tblStylePr>
   </w:style>
-  <w:style w:type="table" w:styleId="2086" w:customStyle="1">
+  <w:style w:type="table" w:styleId="975" w:customStyle="1">
     <w:name w:val="List Table 1 Light - Accent 4"/>
-    <w:basedOn w:val="2001"/>
+    <w:basedOn w:val="890"/>
     <w:uiPriority w:val="99"/>
     <w:qFormat/>
     <w:pPr>
@@ -22719,9 +22704,9 @@
       </w:tcPr>
     </w:tblStylePr>
   </w:style>
-  <w:style w:type="table" w:styleId="2087" w:customStyle="1">
+  <w:style w:type="table" w:styleId="976" w:customStyle="1">
     <w:name w:val="List Table 1 Light - Accent 5"/>
-    <w:basedOn w:val="2001"/>
+    <w:basedOn w:val="890"/>
     <w:uiPriority w:val="99"/>
     <w:qFormat/>
     <w:pPr>
@@ -22933,9 +22918,9 @@
       </w:tcPr>
     </w:tblStylePr>
   </w:style>
-  <w:style w:type="table" w:styleId="2088" w:customStyle="1">
+  <w:style w:type="table" w:styleId="977" w:customStyle="1">
     <w:name w:val="List Table 1 Light - Accent 6"/>
-    <w:basedOn w:val="2001"/>
+    <w:basedOn w:val="890"/>
     <w:uiPriority w:val="99"/>
     <w:qFormat/>
     <w:pPr>
@@ -23147,9 +23132,9 @@
       </w:tcPr>
     </w:tblStylePr>
   </w:style>
-  <w:style w:type="table" w:styleId="2089" w:customStyle="1">
+  <w:style w:type="table" w:styleId="978" w:customStyle="1">
     <w:name w:val="List Table 2"/>
-    <w:basedOn w:val="2001"/>
+    <w:basedOn w:val="890"/>
     <w:uiPriority w:val="99"/>
     <w:qFormat/>
     <w:pPr>
@@ -23383,9 +23368,9 @@
       </w:tcPr>
     </w:tblStylePr>
   </w:style>
-  <w:style w:type="table" w:styleId="2090" w:customStyle="1">
+  <w:style w:type="table" w:styleId="979" w:customStyle="1">
     <w:name w:val="List Table 2 - Accent 1"/>
-    <w:basedOn w:val="2001"/>
+    <w:basedOn w:val="890"/>
     <w:uiPriority w:val="99"/>
     <w:qFormat/>
     <w:pPr>
@@ -23619,9 +23604,9 @@
       </w:tcPr>
     </w:tblStylePr>
   </w:style>
-  <w:style w:type="table" w:styleId="2091" w:customStyle="1">
+  <w:style w:type="table" w:styleId="980" w:customStyle="1">
     <w:name w:val="List Table 2 - Accent 2"/>
-    <w:basedOn w:val="2001"/>
+    <w:basedOn w:val="890"/>
     <w:uiPriority w:val="99"/>
     <w:qFormat/>
     <w:pPr>
@@ -23855,9 +23840,9 @@
       </w:tcPr>
     </w:tblStylePr>
   </w:style>
-  <w:style w:type="table" w:styleId="2092" w:customStyle="1">
+  <w:style w:type="table" w:styleId="981" w:customStyle="1">
     <w:name w:val="List Table 2 - Accent 3"/>
-    <w:basedOn w:val="2001"/>
+    <w:basedOn w:val="890"/>
     <w:uiPriority w:val="99"/>
     <w:qFormat/>
     <w:pPr>
@@ -24091,9 +24076,9 @@
       </w:tcPr>
     </w:tblStylePr>
   </w:style>
-  <w:style w:type="table" w:styleId="2093" w:customStyle="1">
+  <w:style w:type="table" w:styleId="982" w:customStyle="1">
     <w:name w:val="List Table 2 - Accent 4"/>
-    <w:basedOn w:val="2001"/>
+    <w:basedOn w:val="890"/>
     <w:uiPriority w:val="99"/>
     <w:qFormat/>
     <w:pPr>
@@ -24327,9 +24312,9 @@
       </w:tcPr>
     </w:tblStylePr>
   </w:style>
-  <w:style w:type="table" w:styleId="2094" w:customStyle="1">
+  <w:style w:type="table" w:styleId="983" w:customStyle="1">
     <w:name w:val="List Table 2 - Accent 5"/>
-    <w:basedOn w:val="2001"/>
+    <w:basedOn w:val="890"/>
     <w:uiPriority w:val="99"/>
     <w:qFormat/>
     <w:pPr>
@@ -24563,9 +24548,9 @@
       </w:tcPr>
     </w:tblStylePr>
   </w:style>
-  <w:style w:type="table" w:styleId="2095" w:customStyle="1">
+  <w:style w:type="table" w:styleId="984" w:customStyle="1">
     <w:name w:val="List Table 2 - Accent 6"/>
-    <w:basedOn w:val="2001"/>
+    <w:basedOn w:val="890"/>
     <w:uiPriority w:val="99"/>
     <w:qFormat/>
     <w:pPr>
@@ -24799,9 +24784,9 @@
       </w:tcPr>
     </w:tblStylePr>
   </w:style>
-  <w:style w:type="table" w:styleId="2096" w:customStyle="1">
+  <w:style w:type="table" w:styleId="985" w:customStyle="1">
     <w:name w:val="List Table 3"/>
-    <w:basedOn w:val="2001"/>
+    <w:basedOn w:val="890"/>
     <w:uiPriority w:val="99"/>
     <w:qFormat/>
     <w:pPr>
@@ -25025,9 +25010,9 @@
       </w:tcPr>
     </w:tblStylePr>
   </w:style>
-  <w:style w:type="table" w:styleId="2097" w:customStyle="1">
+  <w:style w:type="table" w:styleId="986" w:customStyle="1">
     <w:name w:val="List Table 3 - Accent 1"/>
-    <w:basedOn w:val="2001"/>
+    <w:basedOn w:val="890"/>
     <w:uiPriority w:val="99"/>
     <w:qFormat/>
     <w:pPr>
@@ -25251,9 +25236,9 @@
       </w:tcPr>
     </w:tblStylePr>
   </w:style>
-  <w:style w:type="table" w:styleId="2098" w:customStyle="1">
+  <w:style w:type="table" w:styleId="987" w:customStyle="1">
     <w:name w:val="List Table 3 - Accent 2"/>
-    <w:basedOn w:val="2001"/>
+    <w:basedOn w:val="890"/>
     <w:uiPriority w:val="99"/>
     <w:qFormat/>
     <w:pPr>
@@ -25477,9 +25462,9 @@
       </w:tcPr>
     </w:tblStylePr>
   </w:style>
-  <w:style w:type="table" w:styleId="2099" w:customStyle="1">
+  <w:style w:type="table" w:styleId="988" w:customStyle="1">
     <w:name w:val="List Table 3 - Accent 3"/>
-    <w:basedOn w:val="2001"/>
+    <w:basedOn w:val="890"/>
     <w:uiPriority w:val="99"/>
     <w:qFormat/>
     <w:pPr>
@@ -25703,9 +25688,9 @@
       </w:tcPr>
     </w:tblStylePr>
   </w:style>
-  <w:style w:type="table" w:styleId="2100" w:customStyle="1">
+  <w:style w:type="table" w:styleId="989" w:customStyle="1">
     <w:name w:val="List Table 3 - Accent 4"/>
-    <w:basedOn w:val="2001"/>
+    <w:basedOn w:val="890"/>
     <w:uiPriority w:val="99"/>
     <w:qFormat/>
     <w:pPr>
@@ -25929,9 +25914,9 @@
       </w:tcPr>
     </w:tblStylePr>
   </w:style>
-  <w:style w:type="table" w:styleId="2101" w:customStyle="1">
+  <w:style w:type="table" w:styleId="990" w:customStyle="1">
     <w:name w:val="List Table 3 - Accent 5"/>
-    <w:basedOn w:val="2001"/>
+    <w:basedOn w:val="890"/>
     <w:uiPriority w:val="99"/>
     <w:qFormat/>
     <w:pPr>
@@ -26155,9 +26140,9 @@
       </w:tcPr>
     </w:tblStylePr>
   </w:style>
-  <w:style w:type="table" w:styleId="2102" w:customStyle="1">
+  <w:style w:type="table" w:styleId="991" w:customStyle="1">
     <w:name w:val="List Table 3 - Accent 6"/>
-    <w:basedOn w:val="2001"/>
+    <w:basedOn w:val="890"/>
     <w:uiPriority w:val="99"/>
     <w:qFormat/>
     <w:pPr>
@@ -26381,9 +26366,9 @@
       </w:tcPr>
     </w:tblStylePr>
   </w:style>
-  <w:style w:type="table" w:styleId="2103" w:customStyle="1">
+  <w:style w:type="table" w:styleId="992" w:customStyle="1">
     <w:name w:val="List Table 4"/>
-    <w:basedOn w:val="2001"/>
+    <w:basedOn w:val="890"/>
     <w:uiPriority w:val="99"/>
     <w:qFormat/>
     <w:pPr>
@@ -26604,9 +26589,9 @@
       </w:tcPr>
     </w:tblStylePr>
   </w:style>
-  <w:style w:type="table" w:styleId="2104" w:customStyle="1">
+  <w:style w:type="table" w:styleId="993" w:customStyle="1">
     <w:name w:val="List Table 4 - Accent 1"/>
-    <w:basedOn w:val="2001"/>
+    <w:basedOn w:val="890"/>
     <w:uiPriority w:val="99"/>
     <w:qFormat/>
     <w:pPr>
@@ -26827,9 +26812,9 @@
       </w:tcPr>
     </w:tblStylePr>
   </w:style>
-  <w:style w:type="table" w:styleId="2105" w:customStyle="1">
+  <w:style w:type="table" w:styleId="994" w:customStyle="1">
     <w:name w:val="List Table 4 - Accent 2"/>
-    <w:basedOn w:val="2001"/>
+    <w:basedOn w:val="890"/>
     <w:uiPriority w:val="99"/>
     <w:qFormat/>
     <w:pPr>
@@ -27050,9 +27035,9 @@
       </w:tcPr>
     </w:tblStylePr>
   </w:style>
-  <w:style w:type="table" w:styleId="2106" w:customStyle="1">
+  <w:style w:type="table" w:styleId="995" w:customStyle="1">
     <w:name w:val="List Table 4 - Accent 3"/>
-    <w:basedOn w:val="2001"/>
+    <w:basedOn w:val="890"/>
     <w:uiPriority w:val="99"/>
     <w:qFormat/>
     <w:pPr>
@@ -27273,9 +27258,9 @@
       </w:tcPr>
     </w:tblStylePr>
   </w:style>
-  <w:style w:type="table" w:styleId="2107" w:customStyle="1">
+  <w:style w:type="table" w:styleId="996" w:customStyle="1">
     <w:name w:val="List Table 4 - Accent 4"/>
-    <w:basedOn w:val="2001"/>
+    <w:basedOn w:val="890"/>
     <w:uiPriority w:val="99"/>
     <w:qFormat/>
     <w:pPr>
@@ -27496,9 +27481,9 @@
       </w:tcPr>
     </w:tblStylePr>
   </w:style>
-  <w:style w:type="table" w:styleId="2108" w:customStyle="1">
+  <w:style w:type="table" w:styleId="997" w:customStyle="1">
     <w:name w:val="List Table 4 - Accent 5"/>
-    <w:basedOn w:val="2001"/>
+    <w:basedOn w:val="890"/>
     <w:uiPriority w:val="99"/>
     <w:qFormat/>
     <w:pPr>
@@ -27719,9 +27704,9 @@
       </w:tcPr>
     </w:tblStylePr>
   </w:style>
-  <w:style w:type="table" w:styleId="2109" w:customStyle="1">
+  <w:style w:type="table" w:styleId="998" w:customStyle="1">
     <w:name w:val="List Table 4 - Accent 6"/>
-    <w:basedOn w:val="2001"/>
+    <w:basedOn w:val="890"/>
     <w:uiPriority w:val="99"/>
     <w:qFormat/>
     <w:pPr>
@@ -27942,9 +27927,9 @@
       </w:tcPr>
     </w:tblStylePr>
   </w:style>
-  <w:style w:type="table" w:styleId="2110" w:customStyle="1">
+  <w:style w:type="table" w:styleId="999" w:customStyle="1">
     <w:name w:val="List Table 5 Dark"/>
-    <w:basedOn w:val="2001"/>
+    <w:basedOn w:val="890"/>
     <w:uiPriority w:val="99"/>
     <w:qFormat/>
     <w:pPr>
@@ -28191,9 +28176,9 @@
       </w:tcPr>
     </w:tblStylePr>
   </w:style>
-  <w:style w:type="table" w:styleId="2111" w:customStyle="1">
+  <w:style w:type="table" w:styleId="1000" w:customStyle="1">
     <w:name w:val="List Table 5 Dark - Accent 1"/>
-    <w:basedOn w:val="2001"/>
+    <w:basedOn w:val="890"/>
     <w:uiPriority w:val="99"/>
     <w:qFormat/>
     <w:pPr>
@@ -28440,9 +28425,9 @@
       </w:tcPr>
     </w:tblStylePr>
   </w:style>
-  <w:style w:type="table" w:styleId="2112" w:customStyle="1">
+  <w:style w:type="table" w:styleId="1001" w:customStyle="1">
     <w:name w:val="List Table 5 Dark - Accent 2"/>
-    <w:basedOn w:val="2001"/>
+    <w:basedOn w:val="890"/>
     <w:uiPriority w:val="99"/>
     <w:qFormat/>
     <w:pPr>
@@ -28689,9 +28674,9 @@
       </w:tcPr>
     </w:tblStylePr>
   </w:style>
-  <w:style w:type="table" w:styleId="2113" w:customStyle="1">
+  <w:style w:type="table" w:styleId="1002" w:customStyle="1">
     <w:name w:val="List Table 5 Dark - Accent 3"/>
-    <w:basedOn w:val="2001"/>
+    <w:basedOn w:val="890"/>
     <w:uiPriority w:val="99"/>
     <w:qFormat/>
     <w:pPr>
@@ -28938,9 +28923,9 @@
       </w:tcPr>
     </w:tblStylePr>
   </w:style>
-  <w:style w:type="table" w:styleId="2114" w:customStyle="1">
+  <w:style w:type="table" w:styleId="1003" w:customStyle="1">
     <w:name w:val="List Table 5 Dark - Accent 4"/>
-    <w:basedOn w:val="2001"/>
+    <w:basedOn w:val="890"/>
     <w:uiPriority w:val="99"/>
     <w:qFormat/>
     <w:pPr>
@@ -29187,9 +29172,9 @@
       </w:tcPr>
     </w:tblStylePr>
   </w:style>
-  <w:style w:type="table" w:styleId="2115" w:customStyle="1">
+  <w:style w:type="table" w:styleId="1004" w:customStyle="1">
     <w:name w:val="List Table 5 Dark - Accent 5"/>
-    <w:basedOn w:val="2001"/>
+    <w:basedOn w:val="890"/>
     <w:uiPriority w:val="99"/>
     <w:qFormat/>
     <w:pPr>
@@ -29436,9 +29421,9 @@
       </w:tcPr>
     </w:tblStylePr>
   </w:style>
-  <w:style w:type="table" w:styleId="2116" w:customStyle="1">
+  <w:style w:type="table" w:styleId="1005" w:customStyle="1">
     <w:name w:val="List Table 5 Dark - Accent 6"/>
-    <w:basedOn w:val="2001"/>
+    <w:basedOn w:val="890"/>
     <w:uiPriority w:val="99"/>
     <w:qFormat/>
     <w:pPr>
@@ -29685,9 +29670,9 @@
       </w:tcPr>
     </w:tblStylePr>
   </w:style>
-  <w:style w:type="table" w:styleId="2117" w:customStyle="1">
+  <w:style w:type="table" w:styleId="1006" w:customStyle="1">
     <w:name w:val="List Table 6 Colorful"/>
-    <w:basedOn w:val="2001"/>
+    <w:basedOn w:val="890"/>
     <w:uiPriority w:val="99"/>
     <w:qFormat/>
     <w:pPr>
@@ -29936,9 +29921,9 @@
       </w:tcPr>
     </w:tblStylePr>
   </w:style>
-  <w:style w:type="table" w:styleId="2118" w:customStyle="1">
+  <w:style w:type="table" w:styleId="1007" w:customStyle="1">
     <w:name w:val="List Table 6 Colorful - Accent 1"/>
-    <w:basedOn w:val="2001"/>
+    <w:basedOn w:val="890"/>
     <w:uiPriority w:val="99"/>
     <w:qFormat/>
     <w:pPr>
@@ -30157,9 +30142,9 @@
       </w:tcPr>
     </w:tblStylePr>
   </w:style>
-  <w:style w:type="table" w:styleId="2119" w:customStyle="1">
+  <w:style w:type="table" w:styleId="1008" w:customStyle="1">
     <w:name w:val="List Table 6 Colorful - Accent 2"/>
-    <w:basedOn w:val="2001"/>
+    <w:basedOn w:val="890"/>
     <w:uiPriority w:val="99"/>
     <w:qFormat/>
     <w:pPr>
@@ -30426,9 +30411,9 @@
       </w:tcPr>
     </w:tblStylePr>
   </w:style>
-  <w:style w:type="table" w:styleId="2120" w:customStyle="1">
+  <w:style w:type="table" w:styleId="1009" w:customStyle="1">
     <w:name w:val="List Table 6 Colorful - Accent 3"/>
-    <w:basedOn w:val="2001"/>
+    <w:basedOn w:val="890"/>
     <w:uiPriority w:val="99"/>
     <w:qFormat/>
     <w:pPr>
@@ -30695,9 +30680,9 @@
       </w:tcPr>
     </w:tblStylePr>
   </w:style>
-  <w:style w:type="table" w:styleId="2121" w:customStyle="1">
+  <w:style w:type="table" w:styleId="1010" w:customStyle="1">
     <w:name w:val="List Table 6 Colorful - Accent 4"/>
-    <w:basedOn w:val="2001"/>
+    <w:basedOn w:val="890"/>
     <w:uiPriority w:val="99"/>
     <w:qFormat/>
     <w:pPr>
@@ -30964,9 +30949,9 @@
       </w:tcPr>
     </w:tblStylePr>
   </w:style>
-  <w:style w:type="table" w:styleId="2122" w:customStyle="1">
+  <w:style w:type="table" w:styleId="1011" w:customStyle="1">
     <w:name w:val="List Table 6 Colorful - Accent 5"/>
-    <w:basedOn w:val="2001"/>
+    <w:basedOn w:val="890"/>
     <w:uiPriority w:val="99"/>
     <w:qFormat/>
     <w:pPr>
@@ -31233,9 +31218,9 @@
       </w:tcPr>
     </w:tblStylePr>
   </w:style>
-  <w:style w:type="table" w:styleId="2123" w:customStyle="1">
+  <w:style w:type="table" w:styleId="1012" w:customStyle="1">
     <w:name w:val="List Table 6 Colorful - Accent 6"/>
-    <w:basedOn w:val="2001"/>
+    <w:basedOn w:val="890"/>
     <w:uiPriority w:val="99"/>
     <w:qFormat/>
     <w:pPr>
@@ -31502,9 +31487,9 @@
       </w:tcPr>
     </w:tblStylePr>
   </w:style>
-  <w:style w:type="table" w:styleId="2124" w:customStyle="1">
+  <w:style w:type="table" w:styleId="1013" w:customStyle="1">
     <w:name w:val="List Table 7 Colorful"/>
-    <w:basedOn w:val="2001"/>
+    <w:basedOn w:val="890"/>
     <w:uiPriority w:val="99"/>
     <w:qFormat/>
     <w:pPr>
@@ -31799,9 +31784,9 @@
       </w:tcPr>
     </w:tblStylePr>
   </w:style>
-  <w:style w:type="table" w:styleId="2125" w:customStyle="1">
+  <w:style w:type="table" w:styleId="1014" w:customStyle="1">
     <w:name w:val="List Table 7 Colorful - Accent 1"/>
-    <w:basedOn w:val="2001"/>
+    <w:basedOn w:val="890"/>
     <w:uiPriority w:val="99"/>
     <w:qFormat/>
     <w:pPr>
@@ -32048,9 +32033,9 @@
       </w:tcPr>
     </w:tblStylePr>
   </w:style>
-  <w:style w:type="table" w:styleId="2126" w:customStyle="1">
+  <w:style w:type="table" w:styleId="1015" w:customStyle="1">
     <w:name w:val="List Table 7 Colorful - Accent 2"/>
-    <w:basedOn w:val="2001"/>
+    <w:basedOn w:val="890"/>
     <w:uiPriority w:val="99"/>
     <w:qFormat/>
     <w:pPr>
@@ -32345,9 +32330,9 @@
       </w:tcPr>
     </w:tblStylePr>
   </w:style>
-  <w:style w:type="table" w:styleId="2127" w:customStyle="1">
+  <w:style w:type="table" w:styleId="1016" w:customStyle="1">
     <w:name w:val="List Table 7 Colorful - Accent 3"/>
-    <w:basedOn w:val="2001"/>
+    <w:basedOn w:val="890"/>
     <w:uiPriority w:val="99"/>
     <w:qFormat/>
     <w:pPr>
@@ -32642,9 +32627,9 @@
       </w:tcPr>
     </w:tblStylePr>
   </w:style>
-  <w:style w:type="table" w:styleId="2128" w:customStyle="1">
+  <w:style w:type="table" w:styleId="1017" w:customStyle="1">
     <w:name w:val="List Table 7 Colorful - Accent 4"/>
-    <w:basedOn w:val="2001"/>
+    <w:basedOn w:val="890"/>
     <w:uiPriority w:val="99"/>
     <w:qFormat/>
     <w:pPr>
@@ -32939,9 +32924,9 @@
       </w:tcPr>
     </w:tblStylePr>
   </w:style>
-  <w:style w:type="table" w:styleId="2129" w:customStyle="1">
+  <w:style w:type="table" w:styleId="1018" w:customStyle="1">
     <w:name w:val="List Table 7 Colorful - Accent 5"/>
-    <w:basedOn w:val="2001"/>
+    <w:basedOn w:val="890"/>
     <w:uiPriority w:val="99"/>
     <w:qFormat/>
     <w:pPr>
@@ -33236,9 +33221,9 @@
       </w:tcPr>
     </w:tblStylePr>
   </w:style>
-  <w:style w:type="table" w:styleId="2130" w:customStyle="1">
+  <w:style w:type="table" w:styleId="1019" w:customStyle="1">
     <w:name w:val="List Table 7 Colorful - Accent 6"/>
-    <w:basedOn w:val="2001"/>
+    <w:basedOn w:val="890"/>
     <w:uiPriority w:val="99"/>
     <w:qFormat/>
     <w:pPr>
@@ -33533,9 +33518,9 @@
       </w:tcPr>
     </w:tblStylePr>
   </w:style>
-  <w:style w:type="table" w:styleId="2131" w:customStyle="1">
+  <w:style w:type="table" w:styleId="1020" w:customStyle="1">
     <w:name w:val="Lined - Accent"/>
-    <w:basedOn w:val="2001"/>
+    <w:basedOn w:val="890"/>
     <w:uiPriority w:val="99"/>
     <w:qFormat/>
     <w:pPr>
@@ -33768,9 +33753,9 @@
       </w:tcPr>
     </w:tblStylePr>
   </w:style>
-  <w:style w:type="table" w:styleId="2132" w:customStyle="1">
+  <w:style w:type="table" w:styleId="1021" w:customStyle="1">
     <w:name w:val="Lined - Accent 1"/>
-    <w:basedOn w:val="2001"/>
+    <w:basedOn w:val="890"/>
     <w:uiPriority w:val="99"/>
     <w:qFormat/>
     <w:pPr>
@@ -34003,9 +33988,9 @@
       </w:tcPr>
     </w:tblStylePr>
   </w:style>
-  <w:style w:type="table" w:styleId="2133" w:customStyle="1">
+  <w:style w:type="table" w:styleId="1022" w:customStyle="1">
     <w:name w:val="Lined - Accent 2"/>
-    <w:basedOn w:val="2001"/>
+    <w:basedOn w:val="890"/>
     <w:uiPriority w:val="99"/>
     <w:qFormat/>
     <w:pPr>
@@ -34238,9 +34223,9 @@
       </w:tcPr>
     </w:tblStylePr>
   </w:style>
-  <w:style w:type="table" w:styleId="2134" w:customStyle="1">
+  <w:style w:type="table" w:styleId="1023" w:customStyle="1">
     <w:name w:val="Lined - Accent 3"/>
-    <w:basedOn w:val="2001"/>
+    <w:basedOn w:val="890"/>
     <w:uiPriority w:val="99"/>
     <w:qFormat/>
     <w:pPr>
@@ -34473,9 +34458,9 @@
       </w:tcPr>
     </w:tblStylePr>
   </w:style>
-  <w:style w:type="table" w:styleId="2135" w:customStyle="1">
+  <w:style w:type="table" w:styleId="1024" w:customStyle="1">
     <w:name w:val="Lined - Accent 4"/>
-    <w:basedOn w:val="2001"/>
+    <w:basedOn w:val="890"/>
     <w:uiPriority w:val="99"/>
     <w:qFormat/>
     <w:pPr>
@@ -34708,9 +34693,9 @@
       </w:tcPr>
     </w:tblStylePr>
   </w:style>
-  <w:style w:type="table" w:styleId="2136" w:customStyle="1">
+  <w:style w:type="table" w:styleId="1025" w:customStyle="1">
     <w:name w:val="Lined - Accent 5"/>
-    <w:basedOn w:val="2001"/>
+    <w:basedOn w:val="890"/>
     <w:uiPriority w:val="99"/>
     <w:qFormat/>
     <w:pPr>
@@ -34943,9 +34928,9 @@
       </w:tcPr>
     </w:tblStylePr>
   </w:style>
-  <w:style w:type="table" w:styleId="2137" w:customStyle="1">
+  <w:style w:type="table" w:styleId="1026" w:customStyle="1">
     <w:name w:val="Lined - Accent 6"/>
-    <w:basedOn w:val="2001"/>
+    <w:basedOn w:val="890"/>
     <w:uiPriority w:val="99"/>
     <w:qFormat/>
     <w:pPr>
@@ -35178,9 +35163,9 @@
       </w:tcPr>
     </w:tblStylePr>
   </w:style>
-  <w:style w:type="table" w:styleId="2138" w:customStyle="1">
+  <w:style w:type="table" w:styleId="1027" w:customStyle="1">
     <w:name w:val="Bordered &amp; Lined - Accent"/>
-    <w:basedOn w:val="2001"/>
+    <w:basedOn w:val="890"/>
     <w:uiPriority w:val="99"/>
     <w:qFormat/>
     <w:pPr>
@@ -35420,9 +35405,9 @@
       </w:tcPr>
     </w:tblStylePr>
   </w:style>
-  <w:style w:type="table" w:styleId="2139" w:customStyle="1">
+  <w:style w:type="table" w:styleId="1028" w:customStyle="1">
     <w:name w:val="Bordered &amp; Lined - Accent 1"/>
-    <w:basedOn w:val="2001"/>
+    <w:basedOn w:val="890"/>
     <w:uiPriority w:val="99"/>
     <w:qFormat/>
     <w:pPr>
@@ -35662,9 +35647,9 @@
       </w:tcPr>
     </w:tblStylePr>
   </w:style>
-  <w:style w:type="table" w:styleId="2140" w:customStyle="1">
+  <w:style w:type="table" w:styleId="1029" w:customStyle="1">
     <w:name w:val="Bordered &amp; Lined - Accent 2"/>
-    <w:basedOn w:val="2001"/>
+    <w:basedOn w:val="890"/>
     <w:uiPriority w:val="99"/>
     <w:qFormat/>
     <w:pPr>
@@ -35904,9 +35889,9 @@
       </w:tcPr>
     </w:tblStylePr>
   </w:style>
-  <w:style w:type="table" w:styleId="2141" w:customStyle="1">
+  <w:style w:type="table" w:styleId="1030" w:customStyle="1">
     <w:name w:val="Bordered &amp; Lined - Accent 3"/>
-    <w:basedOn w:val="2001"/>
+    <w:basedOn w:val="890"/>
     <w:uiPriority w:val="99"/>
     <w:qFormat/>
     <w:pPr>
@@ -36146,9 +36131,9 @@
       </w:tcPr>
     </w:tblStylePr>
   </w:style>
-  <w:style w:type="table" w:styleId="2142" w:customStyle="1">
+  <w:style w:type="table" w:styleId="1031" w:customStyle="1">
     <w:name w:val="Bordered &amp; Lined - Accent 4"/>
-    <w:basedOn w:val="2001"/>
+    <w:basedOn w:val="890"/>
     <w:uiPriority w:val="99"/>
     <w:qFormat/>
     <w:pPr>
@@ -36388,9 +36373,9 @@
       </w:tcPr>
     </w:tblStylePr>
   </w:style>
-  <w:style w:type="table" w:styleId="2143" w:customStyle="1">
+  <w:style w:type="table" w:styleId="1032" w:customStyle="1">
     <w:name w:val="Bordered &amp; Lined - Accent 5"/>
-    <w:basedOn w:val="2001"/>
+    <w:basedOn w:val="890"/>
     <w:uiPriority w:val="99"/>
     <w:qFormat/>
     <w:pPr>
@@ -36630,9 +36615,9 @@
       </w:tcPr>
     </w:tblStylePr>
   </w:style>
-  <w:style w:type="table" w:styleId="2144" w:customStyle="1">
+  <w:style w:type="table" w:styleId="1033" w:customStyle="1">
     <w:name w:val="Bordered &amp; Lined - Accent 6"/>
-    <w:basedOn w:val="2001"/>
+    <w:basedOn w:val="890"/>
     <w:uiPriority w:val="99"/>
     <w:qFormat/>
     <w:pPr>
@@ -36872,9 +36857,9 @@
       </w:tcPr>
     </w:tblStylePr>
   </w:style>
-  <w:style w:type="table" w:styleId="2145" w:customStyle="1">
+  <w:style w:type="table" w:styleId="1034" w:customStyle="1">
     <w:name w:val="Bordered"/>
-    <w:basedOn w:val="2001"/>
+    <w:basedOn w:val="890"/>
     <w:uiPriority w:val="99"/>
     <w:qFormat/>
     <w:pPr>
@@ -37101,9 +37086,9 @@
       </w:tcPr>
     </w:tblStylePr>
   </w:style>
-  <w:style w:type="table" w:styleId="2146" w:customStyle="1">
+  <w:style w:type="table" w:styleId="1035" w:customStyle="1">
     <w:name w:val="Bordered - Accent 1"/>
-    <w:basedOn w:val="2001"/>
+    <w:basedOn w:val="890"/>
     <w:uiPriority w:val="99"/>
     <w:qFormat/>
     <w:pPr>
@@ -37330,9 +37315,9 @@
       </w:tcPr>
     </w:tblStylePr>
   </w:style>
-  <w:style w:type="table" w:styleId="2147" w:customStyle="1">
+  <w:style w:type="table" w:styleId="1036" w:customStyle="1">
     <w:name w:val="Bordered - Accent 2"/>
-    <w:basedOn w:val="2001"/>
+    <w:basedOn w:val="890"/>
     <w:uiPriority w:val="99"/>
     <w:qFormat/>
     <w:pPr>
@@ -37559,9 +37544,9 @@
       </w:tcPr>
     </w:tblStylePr>
   </w:style>
-  <w:style w:type="table" w:styleId="2148" w:customStyle="1">
+  <w:style w:type="table" w:styleId="1037" w:customStyle="1">
     <w:name w:val="Bordered - Accent 3"/>
-    <w:basedOn w:val="2001"/>
+    <w:basedOn w:val="890"/>
     <w:uiPriority w:val="99"/>
     <w:qFormat/>
     <w:pPr>
@@ -37788,9 +37773,9 @@
       </w:tcPr>
     </w:tblStylePr>
   </w:style>
-  <w:style w:type="table" w:styleId="2149" w:customStyle="1">
+  <w:style w:type="table" w:styleId="1038" w:customStyle="1">
     <w:name w:val="Bordered - Accent 4"/>
-    <w:basedOn w:val="2001"/>
+    <w:basedOn w:val="890"/>
     <w:uiPriority w:val="99"/>
     <w:qFormat/>
     <w:pPr>
@@ -38017,9 +38002,9 @@
       </w:tcPr>
     </w:tblStylePr>
   </w:style>
-  <w:style w:type="table" w:styleId="2150" w:customStyle="1">
+  <w:style w:type="table" w:styleId="1039" w:customStyle="1">
     <w:name w:val="Bordered - Accent 5"/>
-    <w:basedOn w:val="2001"/>
+    <w:basedOn w:val="890"/>
     <w:uiPriority w:val="99"/>
     <w:qFormat/>
     <w:pPr>
@@ -38246,9 +38231,9 @@
       </w:tcPr>
     </w:tblStylePr>
   </w:style>
-  <w:style w:type="table" w:styleId="2151" w:customStyle="1">
+  <w:style w:type="table" w:styleId="1040" w:customStyle="1">
     <w:name w:val="Bordered - Accent 6"/>
-    <w:basedOn w:val="2001"/>
+    <w:basedOn w:val="890"/>
     <w:uiPriority w:val="99"/>
     <w:qFormat/>
     <w:pPr>
@@ -38475,10 +38460,10 @@
       </w:tcPr>
     </w:tblStylePr>
   </w:style>
-  <w:style w:type="character" w:styleId="2152" w:customStyle="1">
+  <w:style w:type="character" w:styleId="1041" w:customStyle="1">
     <w:name w:val="Heading 1 Char"/>
-    <w:basedOn w:val="2000"/>
-    <w:link w:val="1991"/>
+    <w:basedOn w:val="889"/>
+    <w:link w:val="880"/>
     <w:uiPriority w:val="9"/>
     <w:qFormat/>
     <w:pPr>
@@ -38493,10 +38478,10 @@
       <w:szCs w:val="40"/>
     </w:rPr>
   </w:style>
-  <w:style w:type="character" w:styleId="2153" w:customStyle="1">
+  <w:style w:type="character" w:styleId="1042" w:customStyle="1">
     <w:name w:val="Heading 2 Char"/>
-    <w:basedOn w:val="2000"/>
-    <w:link w:val="1992"/>
+    <w:basedOn w:val="889"/>
+    <w:link w:val="881"/>
     <w:uiPriority w:val="9"/>
     <w:qFormat/>
     <w:pPr>
@@ -38511,10 +38496,10 @@
       <w:szCs w:val="32"/>
     </w:rPr>
   </w:style>
-  <w:style w:type="character" w:styleId="2154" w:customStyle="1">
+  <w:style w:type="character" w:styleId="1043" w:customStyle="1">
     <w:name w:val="Heading 3 Char"/>
-    <w:basedOn w:val="2000"/>
-    <w:link w:val="1993"/>
+    <w:basedOn w:val="889"/>
+    <w:link w:val="882"/>
     <w:uiPriority w:val="9"/>
     <w:qFormat/>
     <w:pPr>
@@ -38529,10 +38514,10 @@
       <w:szCs w:val="28"/>
     </w:rPr>
   </w:style>
-  <w:style w:type="character" w:styleId="2155" w:customStyle="1">
+  <w:style w:type="character" w:styleId="1044" w:customStyle="1">
     <w:name w:val="Heading 4 Char"/>
-    <w:basedOn w:val="2000"/>
-    <w:link w:val="1994"/>
+    <w:basedOn w:val="889"/>
+    <w:link w:val="883"/>
     <w:uiPriority w:val="9"/>
     <w:qFormat/>
     <w:pPr>
@@ -38547,10 +38532,10 @@
       <w:color w:val="2e75b6" w:themeColor="accent1" w:themeShade="BF"/>
     </w:rPr>
   </w:style>
-  <w:style w:type="character" w:styleId="2156" w:customStyle="1">
+  <w:style w:type="character" w:styleId="1045" w:customStyle="1">
     <w:name w:val="Heading 5 Char"/>
-    <w:basedOn w:val="2000"/>
-    <w:link w:val="1995"/>
+    <w:basedOn w:val="889"/>
+    <w:link w:val="884"/>
     <w:uiPriority w:val="9"/>
     <w:qFormat/>
     <w:pPr>
@@ -38563,10 +38548,10 @@
       <w:color w:val="2e75b6" w:themeColor="accent1" w:themeShade="BF"/>
     </w:rPr>
   </w:style>
-  <w:style w:type="character" w:styleId="2157" w:customStyle="1">
+  <w:style w:type="character" w:styleId="1046" w:customStyle="1">
     <w:name w:val="Heading 6 Char"/>
-    <w:basedOn w:val="2000"/>
-    <w:link w:val="1996"/>
+    <w:basedOn w:val="889"/>
+    <w:link w:val="885"/>
     <w:uiPriority w:val="9"/>
     <w:qFormat/>
     <w:pPr>
@@ -38589,10 +38574,10 @@
       </w14:textFill>
     </w:rPr>
   </w:style>
-  <w:style w:type="character" w:styleId="2158" w:customStyle="1">
+  <w:style w:type="character" w:styleId="1047" w:customStyle="1">
     <w:name w:val="Heading 7 Char"/>
-    <w:basedOn w:val="2000"/>
-    <w:link w:val="1997"/>
+    <w:basedOn w:val="889"/>
+    <w:link w:val="886"/>
     <w:uiPriority w:val="9"/>
     <w:qFormat/>
     <w:pPr>
@@ -38613,10 +38598,10 @@
       </w14:textFill>
     </w:rPr>
   </w:style>
-  <w:style w:type="character" w:styleId="2159" w:customStyle="1">
+  <w:style w:type="character" w:styleId="1048" w:customStyle="1">
     <w:name w:val="Heading 8 Char"/>
-    <w:basedOn w:val="2000"/>
-    <w:link w:val="1998"/>
+    <w:basedOn w:val="889"/>
+    <w:link w:val="887"/>
     <w:uiPriority w:val="9"/>
     <w:qFormat/>
     <w:pPr>
@@ -38639,10 +38624,10 @@
       </w14:textFill>
     </w:rPr>
   </w:style>
-  <w:style w:type="character" w:styleId="2160" w:customStyle="1">
+  <w:style w:type="character" w:styleId="1049" w:customStyle="1">
     <w:name w:val="Heading 9 Char"/>
-    <w:basedOn w:val="2000"/>
-    <w:link w:val="1999"/>
+    <w:basedOn w:val="889"/>
+    <w:link w:val="888"/>
     <w:uiPriority w:val="9"/>
     <w:qFormat/>
     <w:pPr>
@@ -38665,10 +38650,10 @@
       </w14:textFill>
     </w:rPr>
   </w:style>
-  <w:style w:type="character" w:styleId="2161" w:customStyle="1">
+  <w:style w:type="character" w:styleId="1050" w:customStyle="1">
     <w:name w:val="Title Char"/>
-    <w:basedOn w:val="2000"/>
-    <w:link w:val="2013"/>
+    <w:basedOn w:val="889"/>
+    <w:link w:val="902"/>
     <w:uiPriority w:val="10"/>
     <w:qFormat/>
     <w:pPr>
@@ -38683,10 +38668,10 @@
       <w:szCs w:val="56"/>
     </w:rPr>
   </w:style>
-  <w:style w:type="character" w:styleId="2162" w:customStyle="1">
+  <w:style w:type="character" w:styleId="1051" w:customStyle="1">
     <w:name w:val="Subtitle Char"/>
-    <w:basedOn w:val="2000"/>
-    <w:link w:val="2023"/>
+    <w:basedOn w:val="889"/>
+    <w:link w:val="912"/>
     <w:uiPriority w:val="11"/>
     <w:qFormat/>
     <w:pPr>
@@ -38709,11 +38694,11 @@
       </w14:textFill>
     </w:rPr>
   </w:style>
-  <w:style w:type="paragraph" w:styleId="2163">
+  <w:style w:type="paragraph" w:styleId="1052">
     <w:name w:val="Quote"/>
-    <w:basedOn w:val="1990"/>
-    <w:next w:val="1990"/>
-    <w:link w:val="2164"/>
+    <w:basedOn w:val="879"/>
+    <w:next w:val="879"/>
+    <w:link w:val="1053"/>
     <w:uiPriority w:val="29"/>
     <w:qFormat/>
     <w:pPr>
@@ -38736,10 +38721,10 @@
       </w14:textFill>
     </w:rPr>
   </w:style>
-  <w:style w:type="character" w:styleId="2164" w:customStyle="1">
+  <w:style w:type="character" w:styleId="1053" w:customStyle="1">
     <w:name w:val="Quote Char"/>
-    <w:basedOn w:val="2000"/>
-    <w:link w:val="2163"/>
+    <w:basedOn w:val="889"/>
+    <w:link w:val="1052"/>
     <w:uiPriority w:val="29"/>
     <w:qFormat/>
     <w:pPr>
@@ -38761,9 +38746,9 @@
       </w14:textFill>
     </w:rPr>
   </w:style>
-  <w:style w:type="character" w:styleId="2165" w:customStyle="1">
+  <w:style w:type="character" w:styleId="1054" w:customStyle="1">
     <w:name w:val="Intense Emphasis"/>
-    <w:basedOn w:val="2000"/>
+    <w:basedOn w:val="889"/>
     <w:uiPriority w:val="21"/>
     <w:qFormat/>
     <w:pPr>
@@ -38777,11 +38762,11 @@
       <w:color w:val="2e75b6" w:themeColor="accent1" w:themeShade="BF"/>
     </w:rPr>
   </w:style>
-  <w:style w:type="paragraph" w:styleId="2166">
+  <w:style w:type="paragraph" w:styleId="1055">
     <w:name w:val="Intense Quote"/>
-    <w:basedOn w:val="1990"/>
-    <w:next w:val="1990"/>
-    <w:link w:val="2167"/>
+    <w:basedOn w:val="879"/>
+    <w:next w:val="879"/>
+    <w:link w:val="1056"/>
     <w:uiPriority w:val="30"/>
     <w:qFormat/>
     <w:pPr>
@@ -38799,10 +38784,10 @@
       <w:color w:val="2e75b6" w:themeColor="accent1" w:themeShade="BF"/>
     </w:rPr>
   </w:style>
-  <w:style w:type="character" w:styleId="2167" w:customStyle="1">
+  <w:style w:type="character" w:styleId="1056" w:customStyle="1">
     <w:name w:val="Intense Quote Char"/>
-    <w:basedOn w:val="2000"/>
-    <w:link w:val="2166"/>
+    <w:basedOn w:val="889"/>
+    <w:link w:val="1055"/>
     <w:uiPriority w:val="30"/>
     <w:qFormat/>
     <w:pPr>
@@ -38816,9 +38801,9 @@
       <w:color w:val="2e75b6" w:themeColor="accent1" w:themeShade="BF"/>
     </w:rPr>
   </w:style>
-  <w:style w:type="character" w:styleId="2168" w:customStyle="1">
+  <w:style w:type="character" w:styleId="1057" w:customStyle="1">
     <w:name w:val="Intense Reference"/>
-    <w:basedOn w:val="2000"/>
+    <w:basedOn w:val="889"/>
     <w:uiPriority w:val="32"/>
     <w:qFormat/>
     <w:pPr>
@@ -38834,9 +38819,9 @@
       <w:spacing w:val="5"/>
     </w:rPr>
   </w:style>
-  <w:style w:type="character" w:styleId="2169" w:customStyle="1">
+  <w:style w:type="character" w:styleId="1058" w:customStyle="1">
     <w:name w:val="Subtle Emphasis"/>
-    <w:basedOn w:val="2000"/>
+    <w:basedOn w:val="889"/>
     <w:uiPriority w:val="19"/>
     <w:qFormat/>
     <w:pPr>
@@ -38858,9 +38843,9 @@
       </w14:textFill>
     </w:rPr>
   </w:style>
-  <w:style w:type="character" w:styleId="2170" w:customStyle="1">
+  <w:style w:type="character" w:styleId="1059" w:customStyle="1">
     <w:name w:val="Subtle Reference"/>
-    <w:basedOn w:val="2000"/>
+    <w:basedOn w:val="889"/>
     <w:uiPriority w:val="31"/>
     <w:qFormat/>
     <w:pPr>
@@ -38881,9 +38866,9 @@
       </w14:textFill>
     </w:rPr>
   </w:style>
-  <w:style w:type="character" w:styleId="2171" w:customStyle="1">
+  <w:style w:type="character" w:styleId="1060" w:customStyle="1">
     <w:name w:val="Book Title"/>
-    <w:basedOn w:val="2000"/>
+    <w:basedOn w:val="889"/>
     <w:uiPriority w:val="33"/>
     <w:qFormat/>
     <w:pPr>
@@ -38899,10 +38884,10 @@
       <w:spacing w:val="5"/>
     </w:rPr>
   </w:style>
-  <w:style w:type="character" w:styleId="2172" w:customStyle="1">
+  <w:style w:type="character" w:styleId="1061" w:customStyle="1">
     <w:name w:val="Header Char"/>
-    <w:basedOn w:val="2000"/>
-    <w:link w:val="2018"/>
+    <w:basedOn w:val="889"/>
+    <w:link w:val="907"/>
     <w:uiPriority w:val="99"/>
     <w:qFormat/>
     <w:pPr>
@@ -38911,10 +38896,10 @@
       <w:ind/>
     </w:pPr>
   </w:style>
-  <w:style w:type="character" w:styleId="2173" w:customStyle="1">
+  <w:style w:type="character" w:styleId="1062" w:customStyle="1">
     <w:name w:val="Footer Char"/>
-    <w:basedOn w:val="2000"/>
-    <w:link w:val="2019"/>
+    <w:basedOn w:val="889"/>
+    <w:link w:val="908"/>
     <w:uiPriority w:val="99"/>
     <w:qFormat/>
     <w:pPr>
@@ -38923,10 +38908,10 @@
       <w:ind/>
     </w:pPr>
   </w:style>
-  <w:style w:type="character" w:styleId="2174" w:customStyle="1">
+  <w:style w:type="character" w:styleId="1063" w:customStyle="1">
     <w:name w:val="Footnote Text Char"/>
-    <w:basedOn w:val="2000"/>
-    <w:link w:val="2024"/>
+    <w:basedOn w:val="889"/>
+    <w:link w:val="913"/>
     <w:uiPriority w:val="99"/>
     <w:semiHidden/>
     <w:qFormat/>
@@ -38940,10 +38925,10 @@
       <w:szCs w:val="20"/>
     </w:rPr>
   </w:style>
-  <w:style w:type="character" w:styleId="2175" w:customStyle="1">
+  <w:style w:type="character" w:styleId="1064" w:customStyle="1">
     <w:name w:val="Endnote Text Char"/>
-    <w:basedOn w:val="2000"/>
-    <w:link w:val="2014"/>
+    <w:basedOn w:val="889"/>
+    <w:link w:val="903"/>
     <w:uiPriority w:val="99"/>
     <w:semiHidden/>
     <w:qFormat/>
@@ -38957,7 +38942,7 @@
       <w:szCs w:val="20"/>
     </w:rPr>
   </w:style>
-  <w:style w:type="paragraph" w:styleId="2176" w:customStyle="1">
+  <w:style w:type="paragraph" w:styleId="1065" w:customStyle="1">
     <w:name w:val="TOC Heading"/>
     <w:uiPriority w:val="39"/>
     <w:unhideWhenUsed/>
@@ -38974,9 +38959,9 @@
       <w:lang w:val="pt-BR" w:eastAsia="en-US" w:bidi="ar-SA"/>
     </w:rPr>
   </w:style>
-  <w:style w:type="paragraph" w:styleId="2177">
+  <w:style w:type="paragraph" w:styleId="1066">
     <w:name w:val="No Spacing"/>
-    <w:basedOn w:val="1990"/>
+    <w:basedOn w:val="879"/>
     <w:uiPriority w:val="1"/>
     <w:qFormat/>
     <w:pPr>
@@ -38985,9 +38970,9 @@
       <w:ind/>
     </w:pPr>
   </w:style>
-  <w:style w:type="paragraph" w:styleId="2178">
+  <w:style w:type="paragraph" w:styleId="1067">
     <w:name w:val="List Paragraph"/>
-    <w:basedOn w:val="1990"/>
+    <w:basedOn w:val="879"/>
     <w:uiPriority w:val="34"/>
     <w:qFormat/>
     <w:pPr>
@@ -38997,7 +38982,7 @@
       <w:contextualSpacing w:val="true"/>
     </w:pPr>
   </w:style>
-  <w:style w:type="numbering" w:styleId="2179" w:default="1">
+  <w:style w:type="numbering" w:styleId="1068" w:default="1">
     <w:name w:val="No List"/>
     <w:uiPriority w:val="99"/>
     <w:semiHidden/>
